--- a/Báo cáo đồ án tốt nghiệp nhóm 2 - tuần 1.docx
+++ b/Báo cáo đồ án tốt nghiệp nhóm 2 - tuần 1.docx
@@ -7170,27 +7170,764 @@
           <w:ilvl w:val="1"/>
           <w:numId w:val="14"/>
         </w:numPr>
+      </w:pPr>
+      <w:r>
+        <w:t>Đề xuất giải pháp và công nghệ</w:t>
+      </w:r>
+    </w:p>
+    <w:p>
+      <w:pPr>
+        <w:pStyle w:val="Doan"/>
+      </w:pPr>
+      <w:r>
+        <w:t>Kiến trúc hệ thống Hệ thống được thiết kế theo kiến trúc module hóa, chia làm 5 phân hệ chính hoạt động độc lập nhưng liên kết chặt chẽ và chia sẻ chung một cơ sở dữ liệu tập trung:</w:t>
+      </w:r>
+    </w:p>
+    <w:p>
+      <w:pPr>
+        <w:pStyle w:val="Doan"/>
+        <w:numPr>
+          <w:ilvl w:val="0"/>
+          <w:numId w:val="34"/>
+        </w:numPr>
+      </w:pPr>
+      <w:r>
+        <w:t>Module Quản lý Sự cố (Incident Management)</w:t>
+      </w:r>
+    </w:p>
+    <w:p>
+      <w:pPr>
+        <w:pStyle w:val="Doan"/>
+        <w:numPr>
+          <w:ilvl w:val="0"/>
+          <w:numId w:val="34"/>
+        </w:numPr>
+      </w:pPr>
+      <w:r>
+        <w:t>Module Mạng xã hội nội khu (Social Network)</w:t>
+      </w:r>
+    </w:p>
+    <w:p>
+      <w:pPr>
+        <w:pStyle w:val="Doan"/>
+        <w:numPr>
+          <w:ilvl w:val="0"/>
+          <w:numId w:val="34"/>
+        </w:numPr>
+      </w:pPr>
+      <w:r>
+        <w:t>Module Dịch vụ &amp; Tiện ích (Property Services)</w:t>
+      </w:r>
+    </w:p>
+    <w:p>
+      <w:pPr>
+        <w:pStyle w:val="Doan"/>
+        <w:numPr>
+          <w:ilvl w:val="0"/>
+          <w:numId w:val="34"/>
+        </w:numPr>
+      </w:pPr>
+      <w:r>
+        <w:t>Module Bản đồ &amp; Định vị (GIS)</w:t>
+      </w:r>
+    </w:p>
+    <w:p>
+      <w:pPr>
+        <w:pStyle w:val="Doan"/>
+        <w:numPr>
+          <w:ilvl w:val="0"/>
+          <w:numId w:val="34"/>
+        </w:numPr>
+      </w:pPr>
+      <w:r>
+        <w:t>Module Quản trị &amp; Hệ thống (System Admin)</w:t>
+      </w:r>
+    </w:p>
+    <w:p>
+      <w:pPr>
+        <w:pStyle w:val="Cap2"/>
+        <w:numPr>
+          <w:ilvl w:val="1"/>
+          <w:numId w:val="14"/>
+        </w:numPr>
+      </w:pPr>
+      <w:r>
+        <w:t>Chi tiết các Phân hệ và Tích hợp AI</w:t>
+      </w:r>
+    </w:p>
+    <w:p>
+      <w:pPr>
+        <w:pStyle w:val="Doan"/>
+        <w:numPr>
+          <w:ilvl w:val="2"/>
+          <w:numId w:val="14"/>
+        </w:numPr>
+      </w:pPr>
+      <w:r>
+        <w:t>Module 1: Quản lý Sự cố Phân hệ cốt lõi giúp số hóa toàn bộ quy trình tiếp nhận và xử lý sự cố trong khu dân cư, đảm bảo tính minh bạch và tốc độ.</w:t>
+      </w:r>
+    </w:p>
+    <w:p>
+      <w:pPr>
+        <w:pStyle w:val="Doan"/>
+      </w:pPr>
+      <w:r>
+        <w:lastRenderedPageBreak/>
+        <w:t>Chức năng chính:</w:t>
+      </w:r>
+    </w:p>
+    <w:p>
+      <w:pPr>
+        <w:pStyle w:val="Doan"/>
+        <w:numPr>
+          <w:ilvl w:val="1"/>
+          <w:numId w:val="36"/>
+        </w:numPr>
+      </w:pPr>
+      <w:r>
+        <w:t>Gửi yêu cầu: Cư dân báo cáo sự cố kèm hình ảnh/video và vị trí GPS.</w:t>
+      </w:r>
+    </w:p>
+    <w:p>
+      <w:pPr>
+        <w:pStyle w:val="Doan"/>
+        <w:numPr>
+          <w:ilvl w:val="1"/>
+          <w:numId w:val="36"/>
+        </w:numPr>
+      </w:pPr>
+      <w:r>
+        <w:t>Điều phối thợ (Smart Dispatching): Phân công thợ dựa trên chuyên môn và tình trạng rảnh việc.</w:t>
+      </w:r>
+    </w:p>
+    <w:p>
+      <w:pPr>
+        <w:pStyle w:val="Doan"/>
+        <w:numPr>
+          <w:ilvl w:val="1"/>
+          <w:numId w:val="36"/>
+        </w:numPr>
+      </w:pPr>
+      <w:r>
+        <w:t>Khảo sát &amp; Báo giá vật tư trực tiếp trên ứng dụng.</w:t>
+      </w:r>
+    </w:p>
+    <w:p>
+      <w:pPr>
+        <w:pStyle w:val="Doan"/>
+        <w:numPr>
+          <w:ilvl w:val="1"/>
+          <w:numId w:val="36"/>
+        </w:numPr>
+      </w:pPr>
+      <w:r>
+        <w:t>Nghiệm thu &amp; Đánh giá (Rating) chất lượng sửa chữa.</w:t>
+      </w:r>
+    </w:p>
+    <w:p>
+      <w:pPr>
+        <w:pStyle w:val="Doan"/>
+        <w:numPr>
+          <w:ilvl w:val="1"/>
+          <w:numId w:val="36"/>
+        </w:numPr>
+      </w:pPr>
+      <w:r>
+        <w:t>SLA Tracking: Tự động cảnh báo khi một sự cố chậm tiến độ xử lý.</w:t>
+      </w:r>
+    </w:p>
+    <w:p>
+      <w:pPr>
+        <w:pStyle w:val="Doan"/>
+      </w:pPr>
+      <w:r>
+        <w:t>Tích hợp AI: Phân biệt sự cố trùng lặp (Duplicate Incident Detection AI)</w:t>
+      </w:r>
+    </w:p>
+    <w:p>
+      <w:pPr>
+        <w:pStyle w:val="Doan"/>
+        <w:numPr>
+          <w:ilvl w:val="1"/>
+          <w:numId w:val="37"/>
+        </w:numPr>
+      </w:pPr>
+      <w:r>
         <w:rPr>
-          <w:sz w:val="27"/>
-          <w:szCs w:val="27"/>
+          <w:i/>
+          <w:iCs/>
         </w:rPr>
-      </w:pPr>
+        <w:t>Vấn đề:</w:t>
+      </w:r>
       <w:r>
-        <w:t xml:space="preserve"> </w:t>
+        <w:t xml:space="preserve"> Khi có một sự cố chung (ví dụ: vỡ ống nước sảnh A, hỏng thang máy), thường có hàng chục cư dân cùng báo cáo. Việc BQL duyệt từng báo cáo sẽ gây quá tải và lãng phí nguồn lực nếu cử nhiều thợ đi xử lý cùng một lỗi.</w:t>
       </w:r>
-      <w:bookmarkStart w:id="22" w:name="_Toc220359312"/>
+    </w:p>
+    <w:p>
+      <w:pPr>
+        <w:pStyle w:val="Doan"/>
+        <w:numPr>
+          <w:ilvl w:val="1"/>
+          <w:numId w:val="37"/>
+        </w:numPr>
+      </w:pPr>
       <w:r>
-        <w:t>Kiến trúc hệ thống</w:t>
+        <w:rPr>
+          <w:i/>
+          <w:iCs/>
+        </w:rPr>
+        <w:t>Giải pháp:</w:t>
       </w:r>
-      <w:bookmarkEnd w:id="22"/>
+      <w:r>
+        <w:t xml:space="preserve"> Ứng dụng Học máy (Machine Learning) kết hợp xử lý ngôn ngữ tự nhiên (NLP) và so sánh tọa độ không gian.</w:t>
+      </w:r>
     </w:p>
     <w:p>
       <w:pPr>
         <w:pStyle w:val="Doan"/>
+        <w:numPr>
+          <w:ilvl w:val="1"/>
+          <w:numId w:val="37"/>
+        </w:numPr>
       </w:pPr>
       <w:r>
-        <w:t>Hệ thống được chia làm 3 Module chính, hoạt động độc lập nhưng chia sẻ chung cơ sở dữ liệu:</w:t>
+        <w:rPr>
+          <w:i/>
+          <w:iCs/>
+        </w:rPr>
+        <w:t>Hoạt động:</w:t>
       </w:r>
+      <w:r>
+        <w:t xml:space="preserve"> Khi một yêu cầu mới được gửi lên, AI sẽ phân tích nội dung text, hình ảnh và vị trí. Nếu phát hiện độ tương đồng cao với một sự cố đang được xử lý (ví dụ cùng nhắc đến "thang máy L1" tại cùng thời điểm), hệ thống sẽ cảnh báo trùng lặp và tự động gộp (merge) các ticket này lại, đồng thời gửi thông báo chung cho tất cả cư dân đã báo cáo.</w:t>
+      </w:r>
+    </w:p>
+    <w:p>
+      <w:pPr>
+        <w:pStyle w:val="Doan"/>
+        <w:numPr>
+          <w:ilvl w:val="2"/>
+          <w:numId w:val="14"/>
+        </w:numPr>
+      </w:pPr>
+      <w:r>
+        <w:t>Module 2: Mạng xã hội nội khu Môi trường tương tác số an toàn, minh bạch dành riêng cho cư dân đã được định danh.</w:t>
+      </w:r>
+    </w:p>
+    <w:p>
+      <w:pPr>
+        <w:pStyle w:val="Doan"/>
+      </w:pPr>
+      <w:r>
+        <w:t>Chức năng chính:</w:t>
+      </w:r>
+    </w:p>
+    <w:p>
+      <w:pPr>
+        <w:pStyle w:val="Doan"/>
+        <w:numPr>
+          <w:ilvl w:val="1"/>
+          <w:numId w:val="38"/>
+        </w:numPr>
+      </w:pPr>
+      <w:r>
+        <w:t>Bảng tin chung: Nơi hiển thị thông báo ghim từ BQL và tin tức của cư dân.</w:t>
+      </w:r>
+    </w:p>
+    <w:p>
+      <w:pPr>
+        <w:pStyle w:val="Doan"/>
+        <w:numPr>
+          <w:ilvl w:val="1"/>
+          <w:numId w:val="38"/>
+        </w:numPr>
+      </w:pPr>
+      <w:r>
+        <w:t>Chợ nội bộ: Mua bán, rao vặt, thanh lý đồ cũ.</w:t>
+      </w:r>
+    </w:p>
+    <w:p>
+      <w:pPr>
+        <w:pStyle w:val="Doan"/>
+        <w:numPr>
+          <w:ilvl w:val="1"/>
+          <w:numId w:val="38"/>
+        </w:numPr>
+      </w:pPr>
+      <w:r>
+        <w:t>Bình chọn/Khảo sát: Thu thập ý kiến cư dân về các vấn đề chung.</w:t>
+      </w:r>
+    </w:p>
+    <w:p>
+      <w:pPr>
+        <w:pStyle w:val="Doan"/>
+        <w:numPr>
+          <w:ilvl w:val="1"/>
+          <w:numId w:val="38"/>
+        </w:numPr>
+      </w:pPr>
+      <w:r>
+        <w:t>Chat Real-time: Nhắn tin nhóm hoặc cá nhân qua SignalR Hub.</w:t>
+      </w:r>
+    </w:p>
+    <w:p>
+      <w:pPr>
+        <w:pStyle w:val="Doan"/>
+        <w:numPr>
+          <w:ilvl w:val="1"/>
+          <w:numId w:val="38"/>
+        </w:numPr>
+      </w:pPr>
+      <w:r>
+        <w:t>Nút SOS: Gửi cảnh báo khẩn cấp tức thời đến đội an ninh.</w:t>
+      </w:r>
+    </w:p>
+    <w:p>
+      <w:pPr>
+        <w:pStyle w:val="Doan"/>
+      </w:pPr>
+      <w:r>
+        <w:t>Tích hợp AI: Trợ lý ảo thông minh (Chatbot AI)</w:t>
+      </w:r>
+    </w:p>
+    <w:p>
+      <w:pPr>
+        <w:pStyle w:val="Doan"/>
+        <w:numPr>
+          <w:ilvl w:val="1"/>
+          <w:numId w:val="39"/>
+        </w:numPr>
+      </w:pPr>
+      <w:r>
+        <w:t>Vấn đề: Ban quản lý mất quá nhiều thời gian để trả lời các câu hỏi lặp đi lặp lại của cư dân (ví dụ: "Tháng này tiền nước tính thế nào?", "Giờ mở cửa hồ bơi?", "Quy trình xin thẻ xe?").</w:t>
+      </w:r>
+    </w:p>
+    <w:p>
+      <w:pPr>
+        <w:pStyle w:val="Doan"/>
+        <w:numPr>
+          <w:ilvl w:val="1"/>
+          <w:numId w:val="39"/>
+        </w:numPr>
+      </w:pPr>
+      <w:r>
+        <w:t>Giải pháp: Tích hợp Mô hình ngôn ngữ lớn (LLM) huấn luyện trên tập dữ liệu nội quy và tài liệu của khu dân cư.</w:t>
+      </w:r>
+    </w:p>
+    <w:p>
+      <w:pPr>
+        <w:pStyle w:val="Doan"/>
+        <w:numPr>
+          <w:ilvl w:val="1"/>
+          <w:numId w:val="39"/>
+        </w:numPr>
+      </w:pPr>
+      <w:r>
+        <w:lastRenderedPageBreak/>
+        <w:t>Hoạt động: Chatbot hoạt động 24/7 trên ứng dụng, có khả năng hiểu ngữ cảnh và tự động giải đáp chính xác các thắc mắc thường gặp của cư dân, giúp giảm tải đến 80% khối lượng công việc chăm sóc khách hàng của BQL.</w:t>
+      </w:r>
+    </w:p>
+    <w:p>
+      <w:pPr>
+        <w:pStyle w:val="Doan"/>
+        <w:numPr>
+          <w:ilvl w:val="2"/>
+          <w:numId w:val="14"/>
+        </w:numPr>
+      </w:pPr>
+      <w:r>
+        <w:t>Module 3: Dịch vụ &amp; Tiện ích Phân hệ quản lý toàn bộ các dịch vụ gia tăng và dòng tiền của khu dân cư.</w:t>
+      </w:r>
+    </w:p>
+    <w:p>
+      <w:pPr>
+        <w:pStyle w:val="Doan"/>
+      </w:pPr>
+      <w:r>
+        <w:t>Chức năng chính:</w:t>
+      </w:r>
+    </w:p>
+    <w:p>
+      <w:pPr>
+        <w:pStyle w:val="Doan"/>
+        <w:numPr>
+          <w:ilvl w:val="1"/>
+          <w:numId w:val="40"/>
+        </w:numPr>
+      </w:pPr>
+      <w:r>
+        <w:t>Quản lý gửi xe: Đăng ký xe mới, hủy/gia hạn thẻ xe tháng.</w:t>
+      </w:r>
+    </w:p>
+    <w:p>
+      <w:pPr>
+        <w:pStyle w:val="Doan"/>
+        <w:numPr>
+          <w:ilvl w:val="1"/>
+          <w:numId w:val="40"/>
+        </w:numPr>
+      </w:pPr>
+      <w:r>
+        <w:t>Dịch vụ gia tăng: Đăng ký dịch vụ dọn vệ sinh, sửa chữa riêng trong căn hộ.</w:t>
+      </w:r>
+    </w:p>
+    <w:p>
+      <w:pPr>
+        <w:pStyle w:val="Doan"/>
+        <w:numPr>
+          <w:ilvl w:val="1"/>
+          <w:numId w:val="40"/>
+        </w:numPr>
+      </w:pPr>
+      <w:r>
+        <w:t>Booking tiện ích: Đặt lịch sử dụng sân Tennis, khu BBQ, phòng sinh hoạt cộng đồng.</w:t>
+      </w:r>
+    </w:p>
+    <w:p>
+      <w:pPr>
+        <w:pStyle w:val="Doan"/>
+        <w:numPr>
+          <w:ilvl w:val="1"/>
+          <w:numId w:val="40"/>
+        </w:numPr>
+      </w:pPr>
+      <w:r>
+        <w:t>Hóa đơn điện tử: Tự động tổng hợp chi phí hàng tháng (Auto-billing).</w:t>
+      </w:r>
+    </w:p>
+    <w:p>
+      <w:pPr>
+        <w:pStyle w:val="Doan"/>
+        <w:numPr>
+          <w:ilvl w:val="1"/>
+          <w:numId w:val="40"/>
+        </w:numPr>
+      </w:pPr>
+      <w:r>
+        <w:t>Thanh toán Online: Tích hợp cổng thanh toán (VNPAY/Momo/Stripe).</w:t>
+      </w:r>
+    </w:p>
+    <w:p>
+      <w:pPr>
+        <w:pStyle w:val="NormalWeb"/>
+        <w:numPr>
+          <w:ilvl w:val="2"/>
+          <w:numId w:val="14"/>
+        </w:numPr>
+        <w:rPr>
+          <w:lang w:val="vi-VN"/>
+        </w:rPr>
+      </w:pPr>
+      <w:r>
+        <w:rPr>
+          <w:rStyle w:val="DoanChar"/>
+        </w:rPr>
+        <w:t>Module 4: Bản đồ &amp; Định vị (GIS) Trực quan hóa không gian khu đô thị trên nền tảng bản đồ số</w:t>
+      </w:r>
+      <w:r>
+        <w:rPr>
+          <w:lang w:val="vi-VN"/>
+        </w:rPr>
+        <w:t>.</w:t>
+      </w:r>
+    </w:p>
+    <w:p>
+      <w:pPr>
+        <w:pStyle w:val="Doan"/>
+      </w:pPr>
+      <w:r>
+        <w:t>Chức năng chính:</w:t>
+      </w:r>
+    </w:p>
+    <w:p>
+      <w:pPr>
+        <w:pStyle w:val="Doan"/>
+        <w:numPr>
+          <w:ilvl w:val="1"/>
+          <w:numId w:val="41"/>
+        </w:numPr>
+      </w:pPr>
+      <w:r>
+        <w:t>Dẫn đường nội khu: Điều hướng thợ đến vị trí sự cố hoặc hướng dẫn khách đến đúng căn hộ.</w:t>
+      </w:r>
+    </w:p>
+    <w:p>
+      <w:pPr>
+        <w:pStyle w:val="Doan"/>
+        <w:numPr>
+          <w:ilvl w:val="1"/>
+          <w:numId w:val="41"/>
+        </w:numPr>
+      </w:pPr>
+      <w:r>
+        <w:t>Tiện ích xung quanh: Hiển thị vị trí siêu thị, nhà thuốc, ATM, PCCC.</w:t>
+      </w:r>
+    </w:p>
+    <w:p>
+      <w:pPr>
+        <w:pStyle w:val="Doan"/>
+        <w:numPr>
+          <w:ilvl w:val="1"/>
+          <w:numId w:val="41"/>
+        </w:numPr>
+      </w:pPr>
+      <w:r>
+        <w:t>Heatmap: Thống kê và hiển thị "bản đồ nhiệt" các khu vực thường xuyên xảy ra sự cố.</w:t>
+      </w:r>
+    </w:p>
+    <w:p>
+      <w:pPr>
+        <w:pStyle w:val="Doan"/>
+      </w:pPr>
+      <w:r>
+        <w:t>Tích hợp AI: Tìm hướng đi tối ưu (Pathfinding AI)</w:t>
+      </w:r>
+    </w:p>
+    <w:p>
+      <w:pPr>
+        <w:pStyle w:val="Doan"/>
+        <w:numPr>
+          <w:ilvl w:val="1"/>
+          <w:numId w:val="42"/>
+        </w:numPr>
+      </w:pPr>
+      <w:r>
+        <w:rPr>
+          <w:i/>
+          <w:iCs/>
+        </w:rPr>
+        <w:t>Vấn đề:</w:t>
+      </w:r>
+      <w:r>
+        <w:t xml:space="preserve"> Trong các khu đô thị rộng lớn, thợ kỹ thuật hoặc bảo vệ đi tuần tra thường mất nhiều thời gian di chuyển lòng vòng giữa các điểm sự cố rải rác.</w:t>
+      </w:r>
+    </w:p>
+    <w:p>
+      <w:pPr>
+        <w:pStyle w:val="Doan"/>
+        <w:numPr>
+          <w:ilvl w:val="1"/>
+          <w:numId w:val="42"/>
+        </w:numPr>
+      </w:pPr>
+      <w:r>
+        <w:rPr>
+          <w:i/>
+          <w:iCs/>
+        </w:rPr>
+        <w:t>Giải pháp:</w:t>
+      </w:r>
+      <w:r>
+        <w:t xml:space="preserve"> Sử dụng các thuật toán tối ưu hóa (A-Star, Dijkstra hoặc thuật toán giải bài toán người bán hàng - TSP).</w:t>
+      </w:r>
+    </w:p>
+    <w:p>
+      <w:pPr>
+        <w:pStyle w:val="Doan"/>
+        <w:numPr>
+          <w:ilvl w:val="1"/>
+          <w:numId w:val="42"/>
+        </w:numPr>
+      </w:pPr>
+      <w:r>
+        <w:rPr>
+          <w:i/>
+          <w:iCs/>
+        </w:rPr>
+        <w:t>Hoạt động:</w:t>
+      </w:r>
+      <w:r>
+        <w:t xml:space="preserve"> Dựa trên danh sách các sự cố đang chờ xử lý, AI sẽ tính toán khoảng cách và vẽ ra lộ trình di chuyển liên hoàn ngắn nhất trên bản đồ. Điều này giúp nhân viên kỹ thuật tiết kiệm tối đa thời gian di chuyển và tăng năng suất xử lý công việc.</w:t>
+      </w:r>
+    </w:p>
+    <w:p>
+      <w:pPr>
+        <w:pStyle w:val="Doan"/>
+        <w:numPr>
+          <w:ilvl w:val="2"/>
+          <w:numId w:val="14"/>
+        </w:numPr>
+      </w:pPr>
+      <w:r>
+        <w:lastRenderedPageBreak/>
+        <w:t>Module 5: Quản trị &amp; Hệ thống Phân hệ Back-office giúp quản lý toàn diện cấu hình và bảo mật hệ thống.</w:t>
+      </w:r>
+    </w:p>
+    <w:p>
+      <w:pPr>
+        <w:pStyle w:val="Doan"/>
+      </w:pPr>
+      <w:r>
+        <w:t>Chức năng chính:</w:t>
+      </w:r>
+    </w:p>
+    <w:p>
+      <w:pPr>
+        <w:pStyle w:val="Doan"/>
+      </w:pPr>
+      <w:r>
+        <w:t>Phân quyền linh hoạt (RBAC): Quản lý vai trò Admin, BQL, Thợ, Cư dân.</w:t>
+      </w:r>
+    </w:p>
+    <w:p>
+      <w:pPr>
+        <w:pStyle w:val="Doan"/>
+      </w:pPr>
+      <w:r>
+        <w:t>Quản lý Kho: Quản lý xuất/nhập/tồn vật tư sửa chữa.</w:t>
+      </w:r>
+    </w:p>
+    <w:p>
+      <w:pPr>
+        <w:pStyle w:val="Doan"/>
+      </w:pPr>
+      <w:r>
+        <w:t>Báo cáo Biểu đồ: Cung cấp Dashboard theo dõi doanh thu và hiệu suất vận hành.</w:t>
+      </w:r>
+    </w:p>
+    <w:p>
+      <w:pPr>
+        <w:pStyle w:val="Doan"/>
+      </w:pPr>
+      <w:r>
+        <w:t>Audit Logs: Lưu trữ nhật ký mọi thay đổi trên hệ thống để phục vụ đối soát.</w:t>
+      </w:r>
+    </w:p>
+    <w:p>
+      <w:pPr>
+        <w:pStyle w:val="Doan"/>
+      </w:pPr>
+    </w:p>
+    <w:p>
+      <w:pPr>
+        <w:pStyle w:val="Doan"/>
+      </w:pPr>
+    </w:p>
+    <w:p>
+      <w:pPr>
+        <w:pStyle w:val="Doan"/>
+      </w:pPr>
+      <w:r>
+        <w:rPr>
+          <w:noProof/>
+        </w:rPr>
+        <w:drawing>
+          <wp:inline distT="0" distB="0" distL="0" distR="0" wp14:anchorId="2CD9F926" wp14:editId="60853682">
+            <wp:extent cx="5631381" cy="3998614"/>
+            <wp:effectExtent l="0" t="0" r="7620" b="1905"/>
+            <wp:docPr id="2" name="Picture 2"/>
+            <wp:cNvGraphicFramePr>
+              <a:graphicFrameLocks xmlns:a="http://schemas.openxmlformats.org/drawingml/2006/main" noChangeAspect="1"/>
+            </wp:cNvGraphicFramePr>
+            <a:graphic xmlns:a="http://schemas.openxmlformats.org/drawingml/2006/main">
+              <a:graphicData uri="http://schemas.openxmlformats.org/drawingml/2006/picture">
+                <pic:pic xmlns:pic="http://schemas.openxmlformats.org/drawingml/2006/picture">
+                  <pic:nvPicPr>
+                    <pic:cNvPr id="0" name="Picture 1"/>
+                    <pic:cNvPicPr>
+                      <a:picLocks noChangeAspect="1" noChangeArrowheads="1"/>
+                    </pic:cNvPicPr>
+                  </pic:nvPicPr>
+                  <pic:blipFill>
+                    <a:blip r:embed="rId14" cstate="print">
+                      <a:extLst>
+                        <a:ext uri="{28A0092B-C50C-407E-A947-70E740481C1C}">
+                          <a14:useLocalDpi xmlns:a14="http://schemas.microsoft.com/office/drawing/2010/main" val="0"/>
+                        </a:ext>
+                      </a:extLst>
+                    </a:blip>
+                    <a:srcRect/>
+                    <a:stretch>
+                      <a:fillRect/>
+                    </a:stretch>
+                  </pic:blipFill>
+                  <pic:spPr bwMode="auto">
+                    <a:xfrm>
+                      <a:off x="0" y="0"/>
+                      <a:ext cx="5632807" cy="3999627"/>
+                    </a:xfrm>
+                    <a:prstGeom prst="rect">
+                      <a:avLst/>
+                    </a:prstGeom>
+                    <a:noFill/>
+                    <a:ln>
+                      <a:noFill/>
+                    </a:ln>
+                  </pic:spPr>
+                </pic:pic>
+              </a:graphicData>
+            </a:graphic>
+          </wp:inline>
+        </w:drawing>
+      </w:r>
+    </w:p>
+    <w:p>
+      <w:pPr>
+        <w:pStyle w:val="Doan"/>
+      </w:pPr>
+    </w:p>
+    <w:p>
+      <w:pPr>
+        <w:pStyle w:val="Doan"/>
+      </w:pPr>
+      <w:r>
+        <w:rPr>
+          <w:noProof/>
+        </w:rPr>
+        <w:lastRenderedPageBreak/>
+        <w:drawing>
+          <wp:inline distT="0" distB="0" distL="0" distR="0" wp14:anchorId="69E05770" wp14:editId="1AF48348">
+            <wp:extent cx="5580380" cy="4827905"/>
+            <wp:effectExtent l="0" t="0" r="1270" b="0"/>
+            <wp:docPr id="5" name="Picture 5"/>
+            <wp:cNvGraphicFramePr>
+              <a:graphicFrameLocks xmlns:a="http://schemas.openxmlformats.org/drawingml/2006/main" noChangeAspect="1"/>
+            </wp:cNvGraphicFramePr>
+            <a:graphic xmlns:a="http://schemas.openxmlformats.org/drawingml/2006/main">
+              <a:graphicData uri="http://schemas.openxmlformats.org/drawingml/2006/picture">
+                <pic:pic xmlns:pic="http://schemas.openxmlformats.org/drawingml/2006/picture">
+                  <pic:nvPicPr>
+                    <pic:cNvPr id="0" name="Picture 8"/>
+                    <pic:cNvPicPr>
+                      <a:picLocks noChangeAspect="1" noChangeArrowheads="1"/>
+                    </pic:cNvPicPr>
+                  </pic:nvPicPr>
+                  <pic:blipFill>
+                    <a:blip r:embed="rId15">
+                      <a:extLst>
+                        <a:ext uri="{28A0092B-C50C-407E-A947-70E740481C1C}">
+                          <a14:useLocalDpi xmlns:a14="http://schemas.microsoft.com/office/drawing/2010/main" val="0"/>
+                        </a:ext>
+                      </a:extLst>
+                    </a:blip>
+                    <a:srcRect/>
+                    <a:stretch>
+                      <a:fillRect/>
+                    </a:stretch>
+                  </pic:blipFill>
+                  <pic:spPr bwMode="auto">
+                    <a:xfrm>
+                      <a:off x="0" y="0"/>
+                      <a:ext cx="5580380" cy="4827905"/>
+                    </a:xfrm>
+                    <a:prstGeom prst="rect">
+                      <a:avLst/>
+                    </a:prstGeom>
+                    <a:noFill/>
+                    <a:ln>
+                      <a:noFill/>
+                    </a:ln>
+                  </pic:spPr>
+                </pic:pic>
+              </a:graphicData>
+            </a:graphic>
+          </wp:inline>
+        </w:drawing>
+      </w:r>
+    </w:p>
+    <w:p>
+      <w:pPr>
+        <w:pStyle w:val="Doan"/>
+      </w:pPr>
     </w:p>
     <w:p>
       <w:pPr>
@@ -7201,7 +7938,16 @@
         </w:numPr>
       </w:pPr>
       <w:r>
-        <w:t>Module Dịch vụ &amp; Bản đồ (Map Services)</w:t>
+        <w:t xml:space="preserve">Dịch vụ </w:t>
+      </w:r>
+      <w:r>
+        <w:t xml:space="preserve">-AI gợi </w:t>
+      </w:r>
+      <w:r>
+        <w:rPr>
+          <w:lang w:val="en-US"/>
+        </w:rPr>
+        <w:t>ý</w:t>
       </w:r>
     </w:p>
     <w:p>
@@ -7211,9 +7957,21 @@
           <w:ilvl w:val="0"/>
           <w:numId w:val="17"/>
         </w:numPr>
+        <w:rPr>
+          <w:lang w:val="en-US"/>
+        </w:rPr>
       </w:pPr>
       <w:r>
-        <w:t>Module Quản lý Khu (Core Management)</w:t>
+        <w:rPr>
+          <w:lang w:val="en-US"/>
+        </w:rPr>
+        <w:t>Tài Sản</w:t>
+      </w:r>
+      <w:r>
+        <w:rPr>
+          <w:lang w:val="en-US"/>
+        </w:rPr>
+        <w:t xml:space="preserve"> - </w:t>
       </w:r>
     </w:p>
     <w:p>
@@ -7223,431 +7981,52 @@
           <w:ilvl w:val="0"/>
           <w:numId w:val="17"/>
         </w:numPr>
-      </w:pPr>
-      <w:r>
-        <w:t>Module Mạng xã hội Cư dân (Social Network)</w:t>
-      </w:r>
-    </w:p>
-    <w:p>
-      <w:pPr>
-        <w:pStyle w:val="Cap2"/>
-        <w:numPr>
-          <w:ilvl w:val="1"/>
-          <w:numId w:val="14"/>
-        </w:numPr>
-      </w:pPr>
-      <w:r>
-        <w:t xml:space="preserve"> </w:t>
-      </w:r>
-      <w:bookmarkStart w:id="23" w:name="_Toc220359313"/>
-      <w:r>
-        <w:t>Chi tiết các Phân hệ và Tích hợp AI</w:t>
-      </w:r>
-      <w:bookmarkEnd w:id="23"/>
-    </w:p>
-    <w:p>
-      <w:pPr>
-        <w:pStyle w:val="Cap3"/>
-        <w:numPr>
-          <w:ilvl w:val="2"/>
-          <w:numId w:val="14"/>
-        </w:numPr>
-      </w:pPr>
-      <w:bookmarkStart w:id="24" w:name="_Toc220359314"/>
-      <w:r>
-        <w:t>Module 1: Dịch vụ &amp; Bản đồ (Map-centric Services)</w:t>
-      </w:r>
-      <w:bookmarkEnd w:id="24"/>
-    </w:p>
-    <w:p>
-      <w:pPr>
-        <w:pStyle w:val="Doan"/>
-      </w:pPr>
-      <w:r>
-        <w:t>Đây là giao diện chính giúp trực quan hóa toàn bộ hoạt động của khu đô thị.</w:t>
-      </w:r>
-    </w:p>
-    <w:p>
-      <w:pPr>
-        <w:pStyle w:val="Doan"/>
+        <w:rPr>
+          <w:lang w:val="en-US"/>
+        </w:rPr>
       </w:pPr>
       <w:r>
         <w:rPr>
-          <w:b/>
-          <w:bCs/>
+          <w:lang w:val="en-US"/>
         </w:rPr>
-        <w:t>Chức năng</w:t>
-      </w:r>
-      <w:r>
-        <w:t>:</w:t>
-      </w:r>
-    </w:p>
-    <w:p>
-      <w:pPr>
-        <w:pStyle w:val="Doan"/>
-        <w:numPr>
-          <w:ilvl w:val="0"/>
-          <w:numId w:val="17"/>
-        </w:numPr>
-      </w:pPr>
-      <w:r>
-        <w:t>Hiển thị bản đồ số (Digital Map) của khu đô thị.</w:t>
-      </w:r>
-    </w:p>
-    <w:p>
-      <w:pPr>
-        <w:pStyle w:val="Doan"/>
-        <w:numPr>
-          <w:ilvl w:val="0"/>
-          <w:numId w:val="17"/>
-        </w:numPr>
-      </w:pPr>
-      <w:r>
-        <w:lastRenderedPageBreak/>
-        <w:t>Định vị vị trí sự cố, tài sản công cộng (ghế đá, cột đèn), và vị trí nhân viên bảo vệ.</w:t>
-      </w:r>
-    </w:p>
-    <w:p>
-      <w:pPr>
-        <w:pStyle w:val="Doan"/>
-        <w:numPr>
-          <w:ilvl w:val="0"/>
-          <w:numId w:val="17"/>
-        </w:numPr>
-      </w:pPr>
-      <w:r>
-        <w:t>Cư dân có thể tìm kiếm tiện ích (ATM, Siêu thị, Gym) ngay trên bản đồ.</w:t>
-      </w:r>
-    </w:p>
-    <w:p>
-      <w:pPr>
-        <w:pStyle w:val="Doan"/>
-      </w:pPr>
-      <w:r>
-        <w:rPr>
-          <w:b/>
-          <w:bCs/>
-        </w:rPr>
-        <w:t>T</w:t>
+        <w:t>Cư dân ‘ cơ cấu tổ chức’ Hoạt động,</w:t>
       </w:r>
       <w:r>
         <w:rPr>
-          <w:b/>
-          <w:bCs/>
+          <w:lang w:val="en-US"/>
         </w:rPr>
-        <w:t>ích hợp AI</w:t>
+        <w:t xml:space="preserve">- Nhân diện </w:t>
       </w:r>
-      <w:r>
-        <w:t>: Tối ưu hóa lộ trình (Pathfinding AI)</w:t>
-      </w:r>
     </w:p>
     <w:p>
       <w:pPr>
         <w:pStyle w:val="Doan"/>
-        <w:numPr>
-          <w:ilvl w:val="0"/>
-          <w:numId w:val="17"/>
-        </w:numPr>
-      </w:pPr>
-      <w:r>
-        <w:t>Vấn đề: Trong các khu đô thị rộng lớn, nhân viên kỹ thuật/bảo vệ mất nhiều thời gian di chuyển lòng vòng để xử lý nhiều sự cố rải rác.</w:t>
-      </w:r>
-    </w:p>
-    <w:p>
-      <w:pPr>
-        <w:pStyle w:val="Doan"/>
-        <w:numPr>
-          <w:ilvl w:val="0"/>
-          <w:numId w:val="17"/>
-        </w:numPr>
-      </w:pPr>
-      <w:r>
-        <w:t>Giải pháp: Sử dụng thuật toán tìm đường A (A-Star)* hoặc Dijkstra.</w:t>
-      </w:r>
-    </w:p>
-    <w:p>
-      <w:pPr>
-        <w:pStyle w:val="Doan"/>
-        <w:numPr>
-          <w:ilvl w:val="0"/>
-          <w:numId w:val="17"/>
-        </w:numPr>
-      </w:pPr>
-      <w:r>
-        <w:t>Hoạt động: Khi nhân viên nhận danh sách 5 điểm cần đi tuần tra hoặc sửa chữa, AI sẽ tính toán và vẽ ra lộ trình di chuyển ngắn nhất trên bản đồ để tiết kiệm thời gian và sức lực.</w:t>
-      </w:r>
-    </w:p>
-    <w:p>
-      <w:pPr>
-        <w:pStyle w:val="Cap3"/>
-        <w:numPr>
-          <w:ilvl w:val="2"/>
-          <w:numId w:val="14"/>
-        </w:numPr>
-      </w:pPr>
-      <w:bookmarkStart w:id="25" w:name="_Toc220359315"/>
-      <w:r>
-        <w:t>Module 2: Quản lý Khu (Resource Management)</w:t>
-      </w:r>
-      <w:bookmarkEnd w:id="25"/>
-    </w:p>
-    <w:p>
-      <w:pPr>
-        <w:pStyle w:val="Doan"/>
-      </w:pPr>
-      <w:r>
-        <w:t>Đây là phân hệ Back-office dành cho Ban quản lý để vận hành hệ thống.</w:t>
-      </w:r>
-    </w:p>
-    <w:p>
-      <w:pPr>
-        <w:pStyle w:val="Doan"/>
+        <w:rPr>
+          <w:lang w:val="en-US"/>
+        </w:rPr>
       </w:pPr>
       <w:r>
         <w:rPr>
-          <w:b/>
-          <w:bCs/>
+          <w:lang w:val="en-US"/>
         </w:rPr>
-        <w:t>Chức năng:</w:t>
+        <w:t xml:space="preserve">Giao tiếp chuẩn iso </w:t>
       </w:r>
     </w:p>
     <w:p>
       <w:pPr>
         <w:pStyle w:val="Doan"/>
-        <w:numPr>
-          <w:ilvl w:val="0"/>
-          <w:numId w:val="17"/>
-        </w:numPr>
-      </w:pPr>
-      <w:r>
-        <w:t>Quản lý hồ sơ cư dân (Nhân khẩu học).</w:t>
-      </w:r>
+        <w:rPr>
+          <w:lang w:val="en-US"/>
+        </w:rPr>
+      </w:pPr>
     </w:p>
     <w:p>
       <w:pPr>
         <w:pStyle w:val="Doan"/>
-        <w:numPr>
-          <w:ilvl w:val="0"/>
-          <w:numId w:val="17"/>
-        </w:numPr>
-      </w:pPr>
-      <w:r>
-        <w:t>Quản lý tài sản, cơ sở vật chất.</w:t>
-      </w:r>
-    </w:p>
-    <w:p>
-      <w:pPr>
-        <w:pStyle w:val="Doan"/>
-        <w:numPr>
-          <w:ilvl w:val="0"/>
-          <w:numId w:val="17"/>
-        </w:numPr>
-      </w:pPr>
-      <w:r>
-        <w:t>Quản lý các yêu cầu/phàn nàn (Tickets).</w:t>
-      </w:r>
-    </w:p>
-    <w:p>
-      <w:pPr>
-        <w:pStyle w:val="Doan"/>
-        <w:ind w:left="720" w:firstLine="0"/>
-      </w:pPr>
-      <w:r>
-        <w:rPr>
-          <w:b/>
-          <w:bCs/>
-        </w:rPr>
-        <w:t>Tích hợp AI</w:t>
-      </w:r>
-      <w:r>
-        <w:rPr>
-          <w:b/>
-          <w:bCs/>
-        </w:rPr>
-        <w:t xml:space="preserve">: </w:t>
-      </w:r>
-      <w:r>
-        <w:t>Phát hiện trùng lặp dữ liệu (Data Deduplication AI)</w:t>
-      </w:r>
-    </w:p>
-    <w:p>
-      <w:pPr>
-        <w:pStyle w:val="Doan"/>
-        <w:numPr>
-          <w:ilvl w:val="0"/>
-          <w:numId w:val="17"/>
-        </w:numPr>
-      </w:pPr>
-      <w:r>
-        <w:t>Vấn đề: Dữ liệu nhập từ nhiều nguồn (Excel cũ, nhập tay) thường xảy ra tình trạng "Rác dữ liệu". Ví dụ: Cư dân "Nguyễn Văn An" bị nhập 2 lần do lỗi chính tả hoặc không dấu ("Nguyen Van An"), dẫn đến sai sót khi tính phí quản lý hoặc cấp thẻ cư dân.</w:t>
-      </w:r>
-    </w:p>
-    <w:p>
-      <w:pPr>
-        <w:pStyle w:val="Doan"/>
-        <w:numPr>
-          <w:ilvl w:val="0"/>
-          <w:numId w:val="17"/>
-        </w:numPr>
-      </w:pPr>
-      <w:r>
-        <w:t>Giải pháp: Sử dụng Học máy (Machine Learning) với kỹ thuật Fuzzy Matching (Khớp mờ) và Levenshtein Distance.</w:t>
-      </w:r>
-    </w:p>
-    <w:p>
-      <w:pPr>
-        <w:pStyle w:val="Doan"/>
-        <w:numPr>
-          <w:ilvl w:val="0"/>
-          <w:numId w:val="17"/>
-        </w:numPr>
-      </w:pPr>
-      <w:r>
-        <w:t>Hoạt động: AI tự động quét toàn bộ cơ sở dữ liệu cư dân/tài sản. Nếu phát hiện 2 hồ sơ có độ tương đồng &gt;90% (ví dụ giống SĐT, giống số căn hộ nhưng tên hơi khác), hệ thống sẽ cảnh báo "Nghi ngờ trùng lặp" và đề xuất gộp (Merge) hồ sơ để làm sạch dữ liệu.</w:t>
-      </w:r>
-    </w:p>
-    <w:p>
-      <w:pPr>
-        <w:pStyle w:val="Cap3"/>
-        <w:numPr>
-          <w:ilvl w:val="2"/>
-          <w:numId w:val="14"/>
-        </w:numPr>
-      </w:pPr>
-      <w:bookmarkStart w:id="26" w:name="_Toc220359316"/>
-      <w:r>
-        <w:t>Module 3: Mạng xã hội Cư dân (Social Network)</w:t>
-      </w:r>
-      <w:bookmarkEnd w:id="26"/>
-    </w:p>
-    <w:p>
-      <w:pPr>
-        <w:pStyle w:val="Doan"/>
-      </w:pPr>
-      <w:r>
-        <w:t>Môi trường tương tác số dành riêng cho cư dân đã được định danh.</w:t>
-      </w:r>
-    </w:p>
-    <w:p>
-      <w:pPr>
-        <w:pStyle w:val="Doan"/>
-      </w:pPr>
-      <w:r>
-        <w:rPr>
-          <w:b/>
-          <w:bCs/>
-        </w:rPr>
-        <w:t>Chức năng:</w:t>
-      </w:r>
-    </w:p>
-    <w:p>
-      <w:pPr>
-        <w:pStyle w:val="Doan"/>
-        <w:numPr>
-          <w:ilvl w:val="0"/>
-          <w:numId w:val="17"/>
-        </w:numPr>
-      </w:pPr>
-      <w:r>
-        <w:t>Bảng tin (Newsfeed), Bình luận, Like, Share.</w:t>
-      </w:r>
-    </w:p>
-    <w:p>
-      <w:pPr>
-        <w:pStyle w:val="Doan"/>
-        <w:numPr>
-          <w:ilvl w:val="0"/>
-          <w:numId w:val="17"/>
-        </w:numPr>
-      </w:pPr>
-      <w:r>
-        <w:t>Tạo nhóm (Group) sở thích: CLB Chạy bộ, CLB Yêu thú cưng.</w:t>
-      </w:r>
-    </w:p>
-    <w:p>
-      <w:pPr>
-        <w:pStyle w:val="Doan"/>
-        <w:numPr>
-          <w:ilvl w:val="0"/>
-          <w:numId w:val="17"/>
-        </w:numPr>
-      </w:pPr>
-      <w:r>
-        <w:t>Marketplace: Mua bán đồ cũ trong khu dân cư.</w:t>
-      </w:r>
-    </w:p>
-    <w:p>
-      <w:pPr>
-        <w:pStyle w:val="Doan"/>
-      </w:pPr>
-      <w:r>
-        <w:rPr>
-          <w:b/>
-          <w:bCs/>
-        </w:rPr>
-        <w:lastRenderedPageBreak/>
-        <w:t>Tích hợp AI</w:t>
-      </w:r>
-      <w:r>
-        <w:rPr>
-          <w:b/>
-          <w:bCs/>
-        </w:rPr>
-        <w:t xml:space="preserve">: </w:t>
-      </w:r>
-      <w:r>
-        <w:t>Phân tích cảm xúc (Sentiment Analysis AI)</w:t>
-      </w:r>
-    </w:p>
-    <w:p>
-      <w:pPr>
-        <w:pStyle w:val="Doan"/>
-        <w:numPr>
-          <w:ilvl w:val="0"/>
-          <w:numId w:val="17"/>
-        </w:numPr>
-      </w:pPr>
-      <w:r>
-        <w:t>Vấn đề: Ban quản lý rất khó nắm bắt được mức độ hài lòng thực sự của cư dân thông qua hàng ngàn bình luận mỗi ngày.</w:t>
-      </w:r>
-    </w:p>
-    <w:p>
-      <w:pPr>
-        <w:pStyle w:val="Doan"/>
-        <w:numPr>
-          <w:ilvl w:val="0"/>
-          <w:numId w:val="17"/>
-        </w:numPr>
-      </w:pPr>
-      <w:r>
-        <w:t>Giải pháp: Sử dụng công nghệ NLP (Xử lý ngôn ngữ tự nhiên).</w:t>
-      </w:r>
-    </w:p>
-    <w:p>
-      <w:pPr>
-        <w:pStyle w:val="Doan"/>
-        <w:numPr>
-          <w:ilvl w:val="0"/>
-          <w:numId w:val="17"/>
-        </w:numPr>
-      </w:pPr>
-      <w:r>
-        <w:t>Hoạt động: AI tự động "đọc" các bài đăng/bình luận. Hệ thống sẽ phân loại cảm xúc thành: Tích cực (Hài lòng), Tiêu cực (Bức xúc), hoặc Trung tính. Nếu chỉ số Tiêu cực tăng đột biến (ví dụ nhiều người than phiền về "nước bẩn"), hệ thống sẽ gửi Cảnh báo khẩn cấp (Alert) để Ban quản lý xử lý khủng hoảng ngay lập tức.</w:t>
-      </w:r>
-    </w:p>
-    <w:p>
-      <w:pPr>
-        <w:pStyle w:val="Doan"/>
-      </w:pPr>
-    </w:p>
-    <w:p>
-      <w:pPr>
-        <w:pStyle w:val="Doan"/>
-        <w:ind w:firstLine="0"/>
       </w:pPr>
     </w:p>
     <w:sectPr>
-      <w:footerReference w:type="default" r:id="rId14"/>
+      <w:footerReference w:type="default" r:id="rId16"/>
       <w:pgSz w:w="11907" w:h="18711" w:code="60"/>
       <w:pgMar w:top="1701" w:right="1134" w:bottom="1701" w:left="1985" w:header="720" w:footer="486" w:gutter="0"/>
       <w:pgNumType w:start="1"/>
@@ -7898,7 +8277,7 @@
             </wp:anchor>
           </w:drawing>
         </mc:Choice>
-        <mc:Fallback xmlns:oel="http://schemas.microsoft.com/office/2019/extlst" xmlns:w16du="http://schemas.microsoft.com/office/word/2023/wordml/word16du" xmlns:w16sdtfl="http://schemas.microsoft.com/office/word/2024/wordml/sdtformatlock">
+        <mc:Fallback xmlns:w16sdtfl="http://schemas.microsoft.com/office/word/2024/wordml/sdtformatlock" xmlns:w16du="http://schemas.microsoft.com/office/word/2023/wordml/word16du" xmlns:oel="http://schemas.microsoft.com/office/2019/extlst">
           <w:pict>
             <v:line w14:anchorId="613D34CE" id="Straight Connector 2" o:spid="_x0000_s1026" style="position:absolute;z-index:251659264;visibility:visible;mso-wrap-style:square;mso-width-percent:0;mso-height-percent:0;mso-wrap-distance-left:9pt;mso-wrap-distance-top:0;mso-wrap-distance-right:9pt;mso-wrap-distance-bottom:0;mso-position-horizontal:absolute;mso-position-horizontal-relative:text;mso-position-vertical:absolute;mso-position-vertical-relative:text;mso-width-percent:0;mso-height-percent:0;mso-width-relative:page;mso-height-relative:page" from="-27pt,22.05pt" to="459pt,22.05pt" o:gfxdata="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" strokeweight="6pt">
               <v:stroke linestyle="thickBetweenThin"/>
@@ -8474,6 +8853,155 @@
     </w:lvl>
   </w:abstractNum>
   <w:abstractNum w:abstractNumId="4" w15:restartNumberingAfterBreak="0">
+    <w:nsid w:val="10860F8D"/>
+    <w:multiLevelType w:val="multilevel"/>
+    <w:tmpl w:val="8BD29556"/>
+    <w:lvl w:ilvl="0">
+      <w:start w:val="1"/>
+      <w:numFmt w:val="bullet"/>
+      <w:lvlText w:val=""/>
+      <w:lvlJc w:val="left"/>
+      <w:pPr>
+        <w:tabs>
+          <w:tab w:val="num" w:pos="720"/>
+        </w:tabs>
+        <w:ind w:left="720" w:hanging="360"/>
+      </w:pPr>
+      <w:rPr>
+        <w:rFonts w:ascii="Symbol" w:hAnsi="Symbol" w:hint="default"/>
+        <w:sz w:val="20"/>
+      </w:rPr>
+    </w:lvl>
+    <w:lvl w:ilvl="1">
+      <w:start w:val="1"/>
+      <w:numFmt w:val="bullet"/>
+      <w:lvlText w:val="o"/>
+      <w:lvlJc w:val="left"/>
+      <w:pPr>
+        <w:tabs>
+          <w:tab w:val="num" w:pos="1440"/>
+        </w:tabs>
+        <w:ind w:left="1440" w:hanging="360"/>
+      </w:pPr>
+      <w:rPr>
+        <w:rFonts w:ascii="Courier New" w:hAnsi="Courier New" w:hint="default"/>
+        <w:sz w:val="20"/>
+      </w:rPr>
+    </w:lvl>
+    <w:lvl w:ilvl="2" w:tentative="1">
+      <w:start w:val="1"/>
+      <w:numFmt w:val="bullet"/>
+      <w:lvlText w:val=""/>
+      <w:lvlJc w:val="left"/>
+      <w:pPr>
+        <w:tabs>
+          <w:tab w:val="num" w:pos="2160"/>
+        </w:tabs>
+        <w:ind w:left="2160" w:hanging="360"/>
+      </w:pPr>
+      <w:rPr>
+        <w:rFonts w:ascii="Wingdings" w:hAnsi="Wingdings" w:hint="default"/>
+        <w:sz w:val="20"/>
+      </w:rPr>
+    </w:lvl>
+    <w:lvl w:ilvl="3" w:tentative="1">
+      <w:start w:val="1"/>
+      <w:numFmt w:val="bullet"/>
+      <w:lvlText w:val=""/>
+      <w:lvlJc w:val="left"/>
+      <w:pPr>
+        <w:tabs>
+          <w:tab w:val="num" w:pos="2880"/>
+        </w:tabs>
+        <w:ind w:left="2880" w:hanging="360"/>
+      </w:pPr>
+      <w:rPr>
+        <w:rFonts w:ascii="Wingdings" w:hAnsi="Wingdings" w:hint="default"/>
+        <w:sz w:val="20"/>
+      </w:rPr>
+    </w:lvl>
+    <w:lvl w:ilvl="4" w:tentative="1">
+      <w:start w:val="1"/>
+      <w:numFmt w:val="bullet"/>
+      <w:lvlText w:val=""/>
+      <w:lvlJc w:val="left"/>
+      <w:pPr>
+        <w:tabs>
+          <w:tab w:val="num" w:pos="3600"/>
+        </w:tabs>
+        <w:ind w:left="3600" w:hanging="360"/>
+      </w:pPr>
+      <w:rPr>
+        <w:rFonts w:ascii="Wingdings" w:hAnsi="Wingdings" w:hint="default"/>
+        <w:sz w:val="20"/>
+      </w:rPr>
+    </w:lvl>
+    <w:lvl w:ilvl="5" w:tentative="1">
+      <w:start w:val="1"/>
+      <w:numFmt w:val="bullet"/>
+      <w:lvlText w:val=""/>
+      <w:lvlJc w:val="left"/>
+      <w:pPr>
+        <w:tabs>
+          <w:tab w:val="num" w:pos="4320"/>
+        </w:tabs>
+        <w:ind w:left="4320" w:hanging="360"/>
+      </w:pPr>
+      <w:rPr>
+        <w:rFonts w:ascii="Wingdings" w:hAnsi="Wingdings" w:hint="default"/>
+        <w:sz w:val="20"/>
+      </w:rPr>
+    </w:lvl>
+    <w:lvl w:ilvl="6" w:tentative="1">
+      <w:start w:val="1"/>
+      <w:numFmt w:val="bullet"/>
+      <w:lvlText w:val=""/>
+      <w:lvlJc w:val="left"/>
+      <w:pPr>
+        <w:tabs>
+          <w:tab w:val="num" w:pos="5040"/>
+        </w:tabs>
+        <w:ind w:left="5040" w:hanging="360"/>
+      </w:pPr>
+      <w:rPr>
+        <w:rFonts w:ascii="Wingdings" w:hAnsi="Wingdings" w:hint="default"/>
+        <w:sz w:val="20"/>
+      </w:rPr>
+    </w:lvl>
+    <w:lvl w:ilvl="7" w:tentative="1">
+      <w:start w:val="1"/>
+      <w:numFmt w:val="bullet"/>
+      <w:lvlText w:val=""/>
+      <w:lvlJc w:val="left"/>
+      <w:pPr>
+        <w:tabs>
+          <w:tab w:val="num" w:pos="5760"/>
+        </w:tabs>
+        <w:ind w:left="5760" w:hanging="360"/>
+      </w:pPr>
+      <w:rPr>
+        <w:rFonts w:ascii="Wingdings" w:hAnsi="Wingdings" w:hint="default"/>
+        <w:sz w:val="20"/>
+      </w:rPr>
+    </w:lvl>
+    <w:lvl w:ilvl="8" w:tentative="1">
+      <w:start w:val="1"/>
+      <w:numFmt w:val="bullet"/>
+      <w:lvlText w:val=""/>
+      <w:lvlJc w:val="left"/>
+      <w:pPr>
+        <w:tabs>
+          <w:tab w:val="num" w:pos="6480"/>
+        </w:tabs>
+        <w:ind w:left="6480" w:hanging="360"/>
+      </w:pPr>
+      <w:rPr>
+        <w:rFonts w:ascii="Wingdings" w:hAnsi="Wingdings" w:hint="default"/>
+        <w:sz w:val="20"/>
+      </w:rPr>
+    </w:lvl>
+  </w:abstractNum>
+  <w:abstractNum w:abstractNumId="5" w15:restartNumberingAfterBreak="0">
     <w:nsid w:val="16E75E76"/>
     <w:multiLevelType w:val="multilevel"/>
     <w:tmpl w:val="399ECAC8"/>
@@ -8622,7 +9150,7 @@
       </w:rPr>
     </w:lvl>
   </w:abstractNum>
-  <w:abstractNum w:abstractNumId="5" w15:restartNumberingAfterBreak="0">
+  <w:abstractNum w:abstractNumId="6" w15:restartNumberingAfterBreak="0">
     <w:nsid w:val="1A28141C"/>
     <w:multiLevelType w:val="multilevel"/>
     <w:tmpl w:val="73D8BFFA"/>
@@ -8735,7 +9263,7 @@
       </w:rPr>
     </w:lvl>
   </w:abstractNum>
-  <w:abstractNum w:abstractNumId="6" w15:restartNumberingAfterBreak="0">
+  <w:abstractNum w:abstractNumId="7" w15:restartNumberingAfterBreak="0">
     <w:nsid w:val="26415183"/>
     <w:multiLevelType w:val="hybridMultilevel"/>
     <w:tmpl w:val="61CC4FB4"/>
@@ -8848,7 +9376,7 @@
       </w:rPr>
     </w:lvl>
   </w:abstractNum>
-  <w:abstractNum w:abstractNumId="7" w15:restartNumberingAfterBreak="0">
+  <w:abstractNum w:abstractNumId="8" w15:restartNumberingAfterBreak="0">
     <w:nsid w:val="27FA62C3"/>
     <w:multiLevelType w:val="multilevel"/>
     <w:tmpl w:val="B754C64A"/>
@@ -8969,7 +9497,418 @@
       </w:rPr>
     </w:lvl>
   </w:abstractNum>
-  <w:abstractNum w:abstractNumId="8" w15:restartNumberingAfterBreak="0">
+  <w:abstractNum w:abstractNumId="9" w15:restartNumberingAfterBreak="0">
+    <w:nsid w:val="28BF6D71"/>
+    <w:multiLevelType w:val="multilevel"/>
+    <w:tmpl w:val="73D8BFFA"/>
+    <w:lvl w:ilvl="0">
+      <w:start w:val="1"/>
+      <w:numFmt w:val="decimal"/>
+      <w:lvlText w:val="%1."/>
+      <w:lvlJc w:val="left"/>
+      <w:pPr>
+        <w:ind w:left="400" w:hanging="400"/>
+      </w:pPr>
+      <w:rPr>
+        <w:rFonts w:hint="default"/>
+      </w:rPr>
+    </w:lvl>
+    <w:lvl w:ilvl="1">
+      <w:start w:val="1"/>
+      <w:numFmt w:val="decimal"/>
+      <w:lvlText w:val="%1.%2."/>
+      <w:lvlJc w:val="left"/>
+      <w:pPr>
+        <w:ind w:left="720" w:hanging="720"/>
+      </w:pPr>
+      <w:rPr>
+        <w:rFonts w:hint="default"/>
+      </w:rPr>
+    </w:lvl>
+    <w:lvl w:ilvl="2">
+      <w:start w:val="1"/>
+      <w:numFmt w:val="decimal"/>
+      <w:lvlText w:val="%1.%2.%3."/>
+      <w:lvlJc w:val="left"/>
+      <w:pPr>
+        <w:ind w:left="720" w:hanging="720"/>
+      </w:pPr>
+      <w:rPr>
+        <w:rFonts w:hint="default"/>
+      </w:rPr>
+    </w:lvl>
+    <w:lvl w:ilvl="3">
+      <w:start w:val="1"/>
+      <w:numFmt w:val="decimal"/>
+      <w:lvlText w:val="%1.%2.%3.%4."/>
+      <w:lvlJc w:val="left"/>
+      <w:pPr>
+        <w:ind w:left="1080" w:hanging="1080"/>
+      </w:pPr>
+      <w:rPr>
+        <w:rFonts w:hint="default"/>
+      </w:rPr>
+    </w:lvl>
+    <w:lvl w:ilvl="4">
+      <w:start w:val="1"/>
+      <w:numFmt w:val="decimal"/>
+      <w:lvlText w:val="%1.%2.%3.%4.%5."/>
+      <w:lvlJc w:val="left"/>
+      <w:pPr>
+        <w:ind w:left="1080" w:hanging="1080"/>
+      </w:pPr>
+      <w:rPr>
+        <w:rFonts w:hint="default"/>
+      </w:rPr>
+    </w:lvl>
+    <w:lvl w:ilvl="5">
+      <w:start w:val="1"/>
+      <w:numFmt w:val="decimal"/>
+      <w:lvlText w:val="%1.%2.%3.%4.%5.%6."/>
+      <w:lvlJc w:val="left"/>
+      <w:pPr>
+        <w:ind w:left="1440" w:hanging="1440"/>
+      </w:pPr>
+      <w:rPr>
+        <w:rFonts w:hint="default"/>
+      </w:rPr>
+    </w:lvl>
+    <w:lvl w:ilvl="6">
+      <w:start w:val="1"/>
+      <w:numFmt w:val="decimal"/>
+      <w:lvlText w:val="%1.%2.%3.%4.%5.%6.%7."/>
+      <w:lvlJc w:val="left"/>
+      <w:pPr>
+        <w:ind w:left="1440" w:hanging="1440"/>
+      </w:pPr>
+      <w:rPr>
+        <w:rFonts w:hint="default"/>
+      </w:rPr>
+    </w:lvl>
+    <w:lvl w:ilvl="7">
+      <w:start w:val="1"/>
+      <w:numFmt w:val="decimal"/>
+      <w:lvlText w:val="%1.%2.%3.%4.%5.%6.%7.%8."/>
+      <w:lvlJc w:val="left"/>
+      <w:pPr>
+        <w:ind w:left="1800" w:hanging="1800"/>
+      </w:pPr>
+      <w:rPr>
+        <w:rFonts w:hint="default"/>
+      </w:rPr>
+    </w:lvl>
+    <w:lvl w:ilvl="8">
+      <w:start w:val="1"/>
+      <w:numFmt w:val="decimal"/>
+      <w:lvlText w:val="%1.%2.%3.%4.%5.%6.%7.%8.%9."/>
+      <w:lvlJc w:val="left"/>
+      <w:pPr>
+        <w:ind w:left="1800" w:hanging="1800"/>
+      </w:pPr>
+      <w:rPr>
+        <w:rFonts w:hint="default"/>
+      </w:rPr>
+    </w:lvl>
+  </w:abstractNum>
+  <w:abstractNum w:abstractNumId="10" w15:restartNumberingAfterBreak="0">
+    <w:nsid w:val="34BD7B9F"/>
+    <w:multiLevelType w:val="multilevel"/>
+    <w:tmpl w:val="8BD29556"/>
+    <w:lvl w:ilvl="0">
+      <w:start w:val="1"/>
+      <w:numFmt w:val="bullet"/>
+      <w:lvlText w:val=""/>
+      <w:lvlJc w:val="left"/>
+      <w:pPr>
+        <w:tabs>
+          <w:tab w:val="num" w:pos="720"/>
+        </w:tabs>
+        <w:ind w:left="720" w:hanging="360"/>
+      </w:pPr>
+      <w:rPr>
+        <w:rFonts w:ascii="Symbol" w:hAnsi="Symbol" w:hint="default"/>
+        <w:sz w:val="20"/>
+      </w:rPr>
+    </w:lvl>
+    <w:lvl w:ilvl="1">
+      <w:start w:val="1"/>
+      <w:numFmt w:val="bullet"/>
+      <w:lvlText w:val="o"/>
+      <w:lvlJc w:val="left"/>
+      <w:pPr>
+        <w:tabs>
+          <w:tab w:val="num" w:pos="1440"/>
+        </w:tabs>
+        <w:ind w:left="1440" w:hanging="360"/>
+      </w:pPr>
+      <w:rPr>
+        <w:rFonts w:ascii="Courier New" w:hAnsi="Courier New" w:hint="default"/>
+        <w:sz w:val="20"/>
+      </w:rPr>
+    </w:lvl>
+    <w:lvl w:ilvl="2" w:tentative="1">
+      <w:start w:val="1"/>
+      <w:numFmt w:val="bullet"/>
+      <w:lvlText w:val=""/>
+      <w:lvlJc w:val="left"/>
+      <w:pPr>
+        <w:tabs>
+          <w:tab w:val="num" w:pos="2160"/>
+        </w:tabs>
+        <w:ind w:left="2160" w:hanging="360"/>
+      </w:pPr>
+      <w:rPr>
+        <w:rFonts w:ascii="Wingdings" w:hAnsi="Wingdings" w:hint="default"/>
+        <w:sz w:val="20"/>
+      </w:rPr>
+    </w:lvl>
+    <w:lvl w:ilvl="3" w:tentative="1">
+      <w:start w:val="1"/>
+      <w:numFmt w:val="bullet"/>
+      <w:lvlText w:val=""/>
+      <w:lvlJc w:val="left"/>
+      <w:pPr>
+        <w:tabs>
+          <w:tab w:val="num" w:pos="2880"/>
+        </w:tabs>
+        <w:ind w:left="2880" w:hanging="360"/>
+      </w:pPr>
+      <w:rPr>
+        <w:rFonts w:ascii="Wingdings" w:hAnsi="Wingdings" w:hint="default"/>
+        <w:sz w:val="20"/>
+      </w:rPr>
+    </w:lvl>
+    <w:lvl w:ilvl="4" w:tentative="1">
+      <w:start w:val="1"/>
+      <w:numFmt w:val="bullet"/>
+      <w:lvlText w:val=""/>
+      <w:lvlJc w:val="left"/>
+      <w:pPr>
+        <w:tabs>
+          <w:tab w:val="num" w:pos="3600"/>
+        </w:tabs>
+        <w:ind w:left="3600" w:hanging="360"/>
+      </w:pPr>
+      <w:rPr>
+        <w:rFonts w:ascii="Wingdings" w:hAnsi="Wingdings" w:hint="default"/>
+        <w:sz w:val="20"/>
+      </w:rPr>
+    </w:lvl>
+    <w:lvl w:ilvl="5" w:tentative="1">
+      <w:start w:val="1"/>
+      <w:numFmt w:val="bullet"/>
+      <w:lvlText w:val=""/>
+      <w:lvlJc w:val="left"/>
+      <w:pPr>
+        <w:tabs>
+          <w:tab w:val="num" w:pos="4320"/>
+        </w:tabs>
+        <w:ind w:left="4320" w:hanging="360"/>
+      </w:pPr>
+      <w:rPr>
+        <w:rFonts w:ascii="Wingdings" w:hAnsi="Wingdings" w:hint="default"/>
+        <w:sz w:val="20"/>
+      </w:rPr>
+    </w:lvl>
+    <w:lvl w:ilvl="6" w:tentative="1">
+      <w:start w:val="1"/>
+      <w:numFmt w:val="bullet"/>
+      <w:lvlText w:val=""/>
+      <w:lvlJc w:val="left"/>
+      <w:pPr>
+        <w:tabs>
+          <w:tab w:val="num" w:pos="5040"/>
+        </w:tabs>
+        <w:ind w:left="5040" w:hanging="360"/>
+      </w:pPr>
+      <w:rPr>
+        <w:rFonts w:ascii="Wingdings" w:hAnsi="Wingdings" w:hint="default"/>
+        <w:sz w:val="20"/>
+      </w:rPr>
+    </w:lvl>
+    <w:lvl w:ilvl="7" w:tentative="1">
+      <w:start w:val="1"/>
+      <w:numFmt w:val="bullet"/>
+      <w:lvlText w:val=""/>
+      <w:lvlJc w:val="left"/>
+      <w:pPr>
+        <w:tabs>
+          <w:tab w:val="num" w:pos="5760"/>
+        </w:tabs>
+        <w:ind w:left="5760" w:hanging="360"/>
+      </w:pPr>
+      <w:rPr>
+        <w:rFonts w:ascii="Wingdings" w:hAnsi="Wingdings" w:hint="default"/>
+        <w:sz w:val="20"/>
+      </w:rPr>
+    </w:lvl>
+    <w:lvl w:ilvl="8" w:tentative="1">
+      <w:start w:val="1"/>
+      <w:numFmt w:val="bullet"/>
+      <w:lvlText w:val=""/>
+      <w:lvlJc w:val="left"/>
+      <w:pPr>
+        <w:tabs>
+          <w:tab w:val="num" w:pos="6480"/>
+        </w:tabs>
+        <w:ind w:left="6480" w:hanging="360"/>
+      </w:pPr>
+      <w:rPr>
+        <w:rFonts w:ascii="Wingdings" w:hAnsi="Wingdings" w:hint="default"/>
+        <w:sz w:val="20"/>
+      </w:rPr>
+    </w:lvl>
+  </w:abstractNum>
+  <w:abstractNum w:abstractNumId="11" w15:restartNumberingAfterBreak="0">
+    <w:nsid w:val="384A21E5"/>
+    <w:multiLevelType w:val="multilevel"/>
+    <w:tmpl w:val="78BE9B68"/>
+    <w:lvl w:ilvl="0">
+      <w:start w:val="1"/>
+      <w:numFmt w:val="bullet"/>
+      <w:lvlText w:val=""/>
+      <w:lvlJc w:val="left"/>
+      <w:pPr>
+        <w:tabs>
+          <w:tab w:val="num" w:pos="720"/>
+        </w:tabs>
+        <w:ind w:left="720" w:hanging="360"/>
+      </w:pPr>
+      <w:rPr>
+        <w:rFonts w:ascii="Symbol" w:hAnsi="Symbol" w:hint="default"/>
+        <w:sz w:val="20"/>
+      </w:rPr>
+    </w:lvl>
+    <w:lvl w:ilvl="1">
+      <w:start w:val="1"/>
+      <w:numFmt w:val="bullet"/>
+      <w:lvlText w:val="o"/>
+      <w:lvlJc w:val="left"/>
+      <w:pPr>
+        <w:tabs>
+          <w:tab w:val="num" w:pos="1440"/>
+        </w:tabs>
+        <w:ind w:left="1440" w:hanging="360"/>
+      </w:pPr>
+      <w:rPr>
+        <w:rFonts w:ascii="Courier New" w:hAnsi="Courier New" w:hint="default"/>
+        <w:sz w:val="20"/>
+      </w:rPr>
+    </w:lvl>
+    <w:lvl w:ilvl="2" w:tentative="1">
+      <w:start w:val="1"/>
+      <w:numFmt w:val="bullet"/>
+      <w:lvlText w:val=""/>
+      <w:lvlJc w:val="left"/>
+      <w:pPr>
+        <w:tabs>
+          <w:tab w:val="num" w:pos="2160"/>
+        </w:tabs>
+        <w:ind w:left="2160" w:hanging="360"/>
+      </w:pPr>
+      <w:rPr>
+        <w:rFonts w:ascii="Wingdings" w:hAnsi="Wingdings" w:hint="default"/>
+        <w:sz w:val="20"/>
+      </w:rPr>
+    </w:lvl>
+    <w:lvl w:ilvl="3" w:tentative="1">
+      <w:start w:val="1"/>
+      <w:numFmt w:val="bullet"/>
+      <w:lvlText w:val=""/>
+      <w:lvlJc w:val="left"/>
+      <w:pPr>
+        <w:tabs>
+          <w:tab w:val="num" w:pos="2880"/>
+        </w:tabs>
+        <w:ind w:left="2880" w:hanging="360"/>
+      </w:pPr>
+      <w:rPr>
+        <w:rFonts w:ascii="Wingdings" w:hAnsi="Wingdings" w:hint="default"/>
+        <w:sz w:val="20"/>
+      </w:rPr>
+    </w:lvl>
+    <w:lvl w:ilvl="4" w:tentative="1">
+      <w:start w:val="1"/>
+      <w:numFmt w:val="bullet"/>
+      <w:lvlText w:val=""/>
+      <w:lvlJc w:val="left"/>
+      <w:pPr>
+        <w:tabs>
+          <w:tab w:val="num" w:pos="3600"/>
+        </w:tabs>
+        <w:ind w:left="3600" w:hanging="360"/>
+      </w:pPr>
+      <w:rPr>
+        <w:rFonts w:ascii="Wingdings" w:hAnsi="Wingdings" w:hint="default"/>
+        <w:sz w:val="20"/>
+      </w:rPr>
+    </w:lvl>
+    <w:lvl w:ilvl="5" w:tentative="1">
+      <w:start w:val="1"/>
+      <w:numFmt w:val="bullet"/>
+      <w:lvlText w:val=""/>
+      <w:lvlJc w:val="left"/>
+      <w:pPr>
+        <w:tabs>
+          <w:tab w:val="num" w:pos="4320"/>
+        </w:tabs>
+        <w:ind w:left="4320" w:hanging="360"/>
+      </w:pPr>
+      <w:rPr>
+        <w:rFonts w:ascii="Wingdings" w:hAnsi="Wingdings" w:hint="default"/>
+        <w:sz w:val="20"/>
+      </w:rPr>
+    </w:lvl>
+    <w:lvl w:ilvl="6" w:tentative="1">
+      <w:start w:val="1"/>
+      <w:numFmt w:val="bullet"/>
+      <w:lvlText w:val=""/>
+      <w:lvlJc w:val="left"/>
+      <w:pPr>
+        <w:tabs>
+          <w:tab w:val="num" w:pos="5040"/>
+        </w:tabs>
+        <w:ind w:left="5040" w:hanging="360"/>
+      </w:pPr>
+      <w:rPr>
+        <w:rFonts w:ascii="Wingdings" w:hAnsi="Wingdings" w:hint="default"/>
+        <w:sz w:val="20"/>
+      </w:rPr>
+    </w:lvl>
+    <w:lvl w:ilvl="7" w:tentative="1">
+      <w:start w:val="1"/>
+      <w:numFmt w:val="bullet"/>
+      <w:lvlText w:val=""/>
+      <w:lvlJc w:val="left"/>
+      <w:pPr>
+        <w:tabs>
+          <w:tab w:val="num" w:pos="5760"/>
+        </w:tabs>
+        <w:ind w:left="5760" w:hanging="360"/>
+      </w:pPr>
+      <w:rPr>
+        <w:rFonts w:ascii="Wingdings" w:hAnsi="Wingdings" w:hint="default"/>
+        <w:sz w:val="20"/>
+      </w:rPr>
+    </w:lvl>
+    <w:lvl w:ilvl="8" w:tentative="1">
+      <w:start w:val="1"/>
+      <w:numFmt w:val="bullet"/>
+      <w:lvlText w:val=""/>
+      <w:lvlJc w:val="left"/>
+      <w:pPr>
+        <w:tabs>
+          <w:tab w:val="num" w:pos="6480"/>
+        </w:tabs>
+        <w:ind w:left="6480" w:hanging="360"/>
+      </w:pPr>
+      <w:rPr>
+        <w:rFonts w:ascii="Wingdings" w:hAnsi="Wingdings" w:hint="default"/>
+        <w:sz w:val="20"/>
+      </w:rPr>
+    </w:lvl>
+  </w:abstractNum>
+  <w:abstractNum w:abstractNumId="12" w15:restartNumberingAfterBreak="0">
     <w:nsid w:val="397150EA"/>
     <w:multiLevelType w:val="multilevel"/>
     <w:tmpl w:val="DB64284E"/>
@@ -9118,7 +10057,7 @@
       </w:rPr>
     </w:lvl>
   </w:abstractNum>
-  <w:abstractNum w:abstractNumId="9" w15:restartNumberingAfterBreak="0">
+  <w:abstractNum w:abstractNumId="13" w15:restartNumberingAfterBreak="0">
     <w:nsid w:val="39F93CE4"/>
     <w:multiLevelType w:val="multilevel"/>
     <w:tmpl w:val="7166BEBA"/>
@@ -9267,7 +10206,454 @@
       </w:rPr>
     </w:lvl>
   </w:abstractNum>
-  <w:abstractNum w:abstractNumId="10" w15:restartNumberingAfterBreak="0">
+  <w:abstractNum w:abstractNumId="14" w15:restartNumberingAfterBreak="0">
+    <w:nsid w:val="408F780F"/>
+    <w:multiLevelType w:val="multilevel"/>
+    <w:tmpl w:val="78BE9B68"/>
+    <w:lvl w:ilvl="0">
+      <w:start w:val="1"/>
+      <w:numFmt w:val="bullet"/>
+      <w:lvlText w:val=""/>
+      <w:lvlJc w:val="left"/>
+      <w:pPr>
+        <w:tabs>
+          <w:tab w:val="num" w:pos="720"/>
+        </w:tabs>
+        <w:ind w:left="720" w:hanging="360"/>
+      </w:pPr>
+      <w:rPr>
+        <w:rFonts w:ascii="Symbol" w:hAnsi="Symbol" w:hint="default"/>
+        <w:sz w:val="20"/>
+      </w:rPr>
+    </w:lvl>
+    <w:lvl w:ilvl="1">
+      <w:start w:val="1"/>
+      <w:numFmt w:val="bullet"/>
+      <w:lvlText w:val="o"/>
+      <w:lvlJc w:val="left"/>
+      <w:pPr>
+        <w:tabs>
+          <w:tab w:val="num" w:pos="1440"/>
+        </w:tabs>
+        <w:ind w:left="1440" w:hanging="360"/>
+      </w:pPr>
+      <w:rPr>
+        <w:rFonts w:ascii="Courier New" w:hAnsi="Courier New" w:hint="default"/>
+        <w:sz w:val="20"/>
+      </w:rPr>
+    </w:lvl>
+    <w:lvl w:ilvl="2" w:tentative="1">
+      <w:start w:val="1"/>
+      <w:numFmt w:val="bullet"/>
+      <w:lvlText w:val=""/>
+      <w:lvlJc w:val="left"/>
+      <w:pPr>
+        <w:tabs>
+          <w:tab w:val="num" w:pos="2160"/>
+        </w:tabs>
+        <w:ind w:left="2160" w:hanging="360"/>
+      </w:pPr>
+      <w:rPr>
+        <w:rFonts w:ascii="Wingdings" w:hAnsi="Wingdings" w:hint="default"/>
+        <w:sz w:val="20"/>
+      </w:rPr>
+    </w:lvl>
+    <w:lvl w:ilvl="3" w:tentative="1">
+      <w:start w:val="1"/>
+      <w:numFmt w:val="bullet"/>
+      <w:lvlText w:val=""/>
+      <w:lvlJc w:val="left"/>
+      <w:pPr>
+        <w:tabs>
+          <w:tab w:val="num" w:pos="2880"/>
+        </w:tabs>
+        <w:ind w:left="2880" w:hanging="360"/>
+      </w:pPr>
+      <w:rPr>
+        <w:rFonts w:ascii="Wingdings" w:hAnsi="Wingdings" w:hint="default"/>
+        <w:sz w:val="20"/>
+      </w:rPr>
+    </w:lvl>
+    <w:lvl w:ilvl="4" w:tentative="1">
+      <w:start w:val="1"/>
+      <w:numFmt w:val="bullet"/>
+      <w:lvlText w:val=""/>
+      <w:lvlJc w:val="left"/>
+      <w:pPr>
+        <w:tabs>
+          <w:tab w:val="num" w:pos="3600"/>
+        </w:tabs>
+        <w:ind w:left="3600" w:hanging="360"/>
+      </w:pPr>
+      <w:rPr>
+        <w:rFonts w:ascii="Wingdings" w:hAnsi="Wingdings" w:hint="default"/>
+        <w:sz w:val="20"/>
+      </w:rPr>
+    </w:lvl>
+    <w:lvl w:ilvl="5" w:tentative="1">
+      <w:start w:val="1"/>
+      <w:numFmt w:val="bullet"/>
+      <w:lvlText w:val=""/>
+      <w:lvlJc w:val="left"/>
+      <w:pPr>
+        <w:tabs>
+          <w:tab w:val="num" w:pos="4320"/>
+        </w:tabs>
+        <w:ind w:left="4320" w:hanging="360"/>
+      </w:pPr>
+      <w:rPr>
+        <w:rFonts w:ascii="Wingdings" w:hAnsi="Wingdings" w:hint="default"/>
+        <w:sz w:val="20"/>
+      </w:rPr>
+    </w:lvl>
+    <w:lvl w:ilvl="6" w:tentative="1">
+      <w:start w:val="1"/>
+      <w:numFmt w:val="bullet"/>
+      <w:lvlText w:val=""/>
+      <w:lvlJc w:val="left"/>
+      <w:pPr>
+        <w:tabs>
+          <w:tab w:val="num" w:pos="5040"/>
+        </w:tabs>
+        <w:ind w:left="5040" w:hanging="360"/>
+      </w:pPr>
+      <w:rPr>
+        <w:rFonts w:ascii="Wingdings" w:hAnsi="Wingdings" w:hint="default"/>
+        <w:sz w:val="20"/>
+      </w:rPr>
+    </w:lvl>
+    <w:lvl w:ilvl="7" w:tentative="1">
+      <w:start w:val="1"/>
+      <w:numFmt w:val="bullet"/>
+      <w:lvlText w:val=""/>
+      <w:lvlJc w:val="left"/>
+      <w:pPr>
+        <w:tabs>
+          <w:tab w:val="num" w:pos="5760"/>
+        </w:tabs>
+        <w:ind w:left="5760" w:hanging="360"/>
+      </w:pPr>
+      <w:rPr>
+        <w:rFonts w:ascii="Wingdings" w:hAnsi="Wingdings" w:hint="default"/>
+        <w:sz w:val="20"/>
+      </w:rPr>
+    </w:lvl>
+    <w:lvl w:ilvl="8" w:tentative="1">
+      <w:start w:val="1"/>
+      <w:numFmt w:val="bullet"/>
+      <w:lvlText w:val=""/>
+      <w:lvlJc w:val="left"/>
+      <w:pPr>
+        <w:tabs>
+          <w:tab w:val="num" w:pos="6480"/>
+        </w:tabs>
+        <w:ind w:left="6480" w:hanging="360"/>
+      </w:pPr>
+      <w:rPr>
+        <w:rFonts w:ascii="Wingdings" w:hAnsi="Wingdings" w:hint="default"/>
+        <w:sz w:val="20"/>
+      </w:rPr>
+    </w:lvl>
+  </w:abstractNum>
+  <w:abstractNum w:abstractNumId="15" w15:restartNumberingAfterBreak="0">
+    <w:nsid w:val="43E60197"/>
+    <w:multiLevelType w:val="multilevel"/>
+    <w:tmpl w:val="5C9EB25A"/>
+    <w:lvl w:ilvl="0">
+      <w:start w:val="1"/>
+      <w:numFmt w:val="bullet"/>
+      <w:lvlText w:val=""/>
+      <w:lvlJc w:val="left"/>
+      <w:pPr>
+        <w:tabs>
+          <w:tab w:val="num" w:pos="720"/>
+        </w:tabs>
+        <w:ind w:left="720" w:hanging="360"/>
+      </w:pPr>
+      <w:rPr>
+        <w:rFonts w:ascii="Symbol" w:hAnsi="Symbol" w:hint="default"/>
+        <w:sz w:val="20"/>
+      </w:rPr>
+    </w:lvl>
+    <w:lvl w:ilvl="1">
+      <w:start w:val="1"/>
+      <w:numFmt w:val="bullet"/>
+      <w:lvlText w:val="o"/>
+      <w:lvlJc w:val="left"/>
+      <w:pPr>
+        <w:tabs>
+          <w:tab w:val="num" w:pos="1440"/>
+        </w:tabs>
+        <w:ind w:left="1440" w:hanging="360"/>
+      </w:pPr>
+      <w:rPr>
+        <w:rFonts w:ascii="Courier New" w:hAnsi="Courier New" w:hint="default"/>
+        <w:sz w:val="20"/>
+      </w:rPr>
+    </w:lvl>
+    <w:lvl w:ilvl="2" w:tentative="1">
+      <w:start w:val="1"/>
+      <w:numFmt w:val="bullet"/>
+      <w:lvlText w:val=""/>
+      <w:lvlJc w:val="left"/>
+      <w:pPr>
+        <w:tabs>
+          <w:tab w:val="num" w:pos="2160"/>
+        </w:tabs>
+        <w:ind w:left="2160" w:hanging="360"/>
+      </w:pPr>
+      <w:rPr>
+        <w:rFonts w:ascii="Wingdings" w:hAnsi="Wingdings" w:hint="default"/>
+        <w:sz w:val="20"/>
+      </w:rPr>
+    </w:lvl>
+    <w:lvl w:ilvl="3" w:tentative="1">
+      <w:start w:val="1"/>
+      <w:numFmt w:val="bullet"/>
+      <w:lvlText w:val=""/>
+      <w:lvlJc w:val="left"/>
+      <w:pPr>
+        <w:tabs>
+          <w:tab w:val="num" w:pos="2880"/>
+        </w:tabs>
+        <w:ind w:left="2880" w:hanging="360"/>
+      </w:pPr>
+      <w:rPr>
+        <w:rFonts w:ascii="Wingdings" w:hAnsi="Wingdings" w:hint="default"/>
+        <w:sz w:val="20"/>
+      </w:rPr>
+    </w:lvl>
+    <w:lvl w:ilvl="4" w:tentative="1">
+      <w:start w:val="1"/>
+      <w:numFmt w:val="bullet"/>
+      <w:lvlText w:val=""/>
+      <w:lvlJc w:val="left"/>
+      <w:pPr>
+        <w:tabs>
+          <w:tab w:val="num" w:pos="3600"/>
+        </w:tabs>
+        <w:ind w:left="3600" w:hanging="360"/>
+      </w:pPr>
+      <w:rPr>
+        <w:rFonts w:ascii="Wingdings" w:hAnsi="Wingdings" w:hint="default"/>
+        <w:sz w:val="20"/>
+      </w:rPr>
+    </w:lvl>
+    <w:lvl w:ilvl="5" w:tentative="1">
+      <w:start w:val="1"/>
+      <w:numFmt w:val="bullet"/>
+      <w:lvlText w:val=""/>
+      <w:lvlJc w:val="left"/>
+      <w:pPr>
+        <w:tabs>
+          <w:tab w:val="num" w:pos="4320"/>
+        </w:tabs>
+        <w:ind w:left="4320" w:hanging="360"/>
+      </w:pPr>
+      <w:rPr>
+        <w:rFonts w:ascii="Wingdings" w:hAnsi="Wingdings" w:hint="default"/>
+        <w:sz w:val="20"/>
+      </w:rPr>
+    </w:lvl>
+    <w:lvl w:ilvl="6" w:tentative="1">
+      <w:start w:val="1"/>
+      <w:numFmt w:val="bullet"/>
+      <w:lvlText w:val=""/>
+      <w:lvlJc w:val="left"/>
+      <w:pPr>
+        <w:tabs>
+          <w:tab w:val="num" w:pos="5040"/>
+        </w:tabs>
+        <w:ind w:left="5040" w:hanging="360"/>
+      </w:pPr>
+      <w:rPr>
+        <w:rFonts w:ascii="Wingdings" w:hAnsi="Wingdings" w:hint="default"/>
+        <w:sz w:val="20"/>
+      </w:rPr>
+    </w:lvl>
+    <w:lvl w:ilvl="7" w:tentative="1">
+      <w:start w:val="1"/>
+      <w:numFmt w:val="bullet"/>
+      <w:lvlText w:val=""/>
+      <w:lvlJc w:val="left"/>
+      <w:pPr>
+        <w:tabs>
+          <w:tab w:val="num" w:pos="5760"/>
+        </w:tabs>
+        <w:ind w:left="5760" w:hanging="360"/>
+      </w:pPr>
+      <w:rPr>
+        <w:rFonts w:ascii="Wingdings" w:hAnsi="Wingdings" w:hint="default"/>
+        <w:sz w:val="20"/>
+      </w:rPr>
+    </w:lvl>
+    <w:lvl w:ilvl="8" w:tentative="1">
+      <w:start w:val="1"/>
+      <w:numFmt w:val="bullet"/>
+      <w:lvlText w:val=""/>
+      <w:lvlJc w:val="left"/>
+      <w:pPr>
+        <w:tabs>
+          <w:tab w:val="num" w:pos="6480"/>
+        </w:tabs>
+        <w:ind w:left="6480" w:hanging="360"/>
+      </w:pPr>
+      <w:rPr>
+        <w:rFonts w:ascii="Wingdings" w:hAnsi="Wingdings" w:hint="default"/>
+        <w:sz w:val="20"/>
+      </w:rPr>
+    </w:lvl>
+  </w:abstractNum>
+  <w:abstractNum w:abstractNumId="16" w15:restartNumberingAfterBreak="0">
+    <w:nsid w:val="47901FD2"/>
+    <w:multiLevelType w:val="multilevel"/>
+    <w:tmpl w:val="F8FA2AC0"/>
+    <w:lvl w:ilvl="0">
+      <w:start w:val="1"/>
+      <w:numFmt w:val="bullet"/>
+      <w:lvlText w:val=""/>
+      <w:lvlJc w:val="left"/>
+      <w:pPr>
+        <w:tabs>
+          <w:tab w:val="num" w:pos="720"/>
+        </w:tabs>
+        <w:ind w:left="720" w:hanging="360"/>
+      </w:pPr>
+      <w:rPr>
+        <w:rFonts w:ascii="Symbol" w:hAnsi="Symbol" w:hint="default"/>
+        <w:sz w:val="20"/>
+      </w:rPr>
+    </w:lvl>
+    <w:lvl w:ilvl="1" w:tentative="1">
+      <w:start w:val="1"/>
+      <w:numFmt w:val="bullet"/>
+      <w:lvlText w:val="o"/>
+      <w:lvlJc w:val="left"/>
+      <w:pPr>
+        <w:tabs>
+          <w:tab w:val="num" w:pos="1440"/>
+        </w:tabs>
+        <w:ind w:left="1440" w:hanging="360"/>
+      </w:pPr>
+      <w:rPr>
+        <w:rFonts w:ascii="Courier New" w:hAnsi="Courier New" w:hint="default"/>
+        <w:sz w:val="20"/>
+      </w:rPr>
+    </w:lvl>
+    <w:lvl w:ilvl="2" w:tentative="1">
+      <w:start w:val="1"/>
+      <w:numFmt w:val="bullet"/>
+      <w:lvlText w:val=""/>
+      <w:lvlJc w:val="left"/>
+      <w:pPr>
+        <w:tabs>
+          <w:tab w:val="num" w:pos="2160"/>
+        </w:tabs>
+        <w:ind w:left="2160" w:hanging="360"/>
+      </w:pPr>
+      <w:rPr>
+        <w:rFonts w:ascii="Wingdings" w:hAnsi="Wingdings" w:hint="default"/>
+        <w:sz w:val="20"/>
+      </w:rPr>
+    </w:lvl>
+    <w:lvl w:ilvl="3" w:tentative="1">
+      <w:start w:val="1"/>
+      <w:numFmt w:val="bullet"/>
+      <w:lvlText w:val=""/>
+      <w:lvlJc w:val="left"/>
+      <w:pPr>
+        <w:tabs>
+          <w:tab w:val="num" w:pos="2880"/>
+        </w:tabs>
+        <w:ind w:left="2880" w:hanging="360"/>
+      </w:pPr>
+      <w:rPr>
+        <w:rFonts w:ascii="Wingdings" w:hAnsi="Wingdings" w:hint="default"/>
+        <w:sz w:val="20"/>
+      </w:rPr>
+    </w:lvl>
+    <w:lvl w:ilvl="4" w:tentative="1">
+      <w:start w:val="1"/>
+      <w:numFmt w:val="bullet"/>
+      <w:lvlText w:val=""/>
+      <w:lvlJc w:val="left"/>
+      <w:pPr>
+        <w:tabs>
+          <w:tab w:val="num" w:pos="3600"/>
+        </w:tabs>
+        <w:ind w:left="3600" w:hanging="360"/>
+      </w:pPr>
+      <w:rPr>
+        <w:rFonts w:ascii="Wingdings" w:hAnsi="Wingdings" w:hint="default"/>
+        <w:sz w:val="20"/>
+      </w:rPr>
+    </w:lvl>
+    <w:lvl w:ilvl="5" w:tentative="1">
+      <w:start w:val="1"/>
+      <w:numFmt w:val="bullet"/>
+      <w:lvlText w:val=""/>
+      <w:lvlJc w:val="left"/>
+      <w:pPr>
+        <w:tabs>
+          <w:tab w:val="num" w:pos="4320"/>
+        </w:tabs>
+        <w:ind w:left="4320" w:hanging="360"/>
+      </w:pPr>
+      <w:rPr>
+        <w:rFonts w:ascii="Wingdings" w:hAnsi="Wingdings" w:hint="default"/>
+        <w:sz w:val="20"/>
+      </w:rPr>
+    </w:lvl>
+    <w:lvl w:ilvl="6" w:tentative="1">
+      <w:start w:val="1"/>
+      <w:numFmt w:val="bullet"/>
+      <w:lvlText w:val=""/>
+      <w:lvlJc w:val="left"/>
+      <w:pPr>
+        <w:tabs>
+          <w:tab w:val="num" w:pos="5040"/>
+        </w:tabs>
+        <w:ind w:left="5040" w:hanging="360"/>
+      </w:pPr>
+      <w:rPr>
+        <w:rFonts w:ascii="Wingdings" w:hAnsi="Wingdings" w:hint="default"/>
+        <w:sz w:val="20"/>
+      </w:rPr>
+    </w:lvl>
+    <w:lvl w:ilvl="7" w:tentative="1">
+      <w:start w:val="1"/>
+      <w:numFmt w:val="bullet"/>
+      <w:lvlText w:val=""/>
+      <w:lvlJc w:val="left"/>
+      <w:pPr>
+        <w:tabs>
+          <w:tab w:val="num" w:pos="5760"/>
+        </w:tabs>
+        <w:ind w:left="5760" w:hanging="360"/>
+      </w:pPr>
+      <w:rPr>
+        <w:rFonts w:ascii="Wingdings" w:hAnsi="Wingdings" w:hint="default"/>
+        <w:sz w:val="20"/>
+      </w:rPr>
+    </w:lvl>
+    <w:lvl w:ilvl="8" w:tentative="1">
+      <w:start w:val="1"/>
+      <w:numFmt w:val="bullet"/>
+      <w:lvlText w:val=""/>
+      <w:lvlJc w:val="left"/>
+      <w:pPr>
+        <w:tabs>
+          <w:tab w:val="num" w:pos="6480"/>
+        </w:tabs>
+        <w:ind w:left="6480" w:hanging="360"/>
+      </w:pPr>
+      <w:rPr>
+        <w:rFonts w:ascii="Wingdings" w:hAnsi="Wingdings" w:hint="default"/>
+        <w:sz w:val="20"/>
+      </w:rPr>
+    </w:lvl>
+  </w:abstractNum>
+  <w:abstractNum w:abstractNumId="17" w15:restartNumberingAfterBreak="0">
     <w:nsid w:val="48AA6BBB"/>
     <w:multiLevelType w:val="multilevel"/>
     <w:tmpl w:val="8728A2AA"/>
@@ -9416,7 +10802,7 @@
       </w:rPr>
     </w:lvl>
   </w:abstractNum>
-  <w:abstractNum w:abstractNumId="11" w15:restartNumberingAfterBreak="0">
+  <w:abstractNum w:abstractNumId="18" w15:restartNumberingAfterBreak="0">
     <w:nsid w:val="4B50792F"/>
     <w:multiLevelType w:val="hybridMultilevel"/>
     <w:tmpl w:val="5088ECFA"/>
@@ -9536,7 +10922,156 @@
       </w:pPr>
     </w:lvl>
   </w:abstractNum>
-  <w:abstractNum w:abstractNumId="12" w15:restartNumberingAfterBreak="0">
+  <w:abstractNum w:abstractNumId="19" w15:restartNumberingAfterBreak="0">
+    <w:nsid w:val="4D2B33C5"/>
+    <w:multiLevelType w:val="multilevel"/>
+    <w:tmpl w:val="5C9EB25A"/>
+    <w:lvl w:ilvl="0">
+      <w:start w:val="1"/>
+      <w:numFmt w:val="bullet"/>
+      <w:lvlText w:val=""/>
+      <w:lvlJc w:val="left"/>
+      <w:pPr>
+        <w:tabs>
+          <w:tab w:val="num" w:pos="720"/>
+        </w:tabs>
+        <w:ind w:left="720" w:hanging="360"/>
+      </w:pPr>
+      <w:rPr>
+        <w:rFonts w:ascii="Symbol" w:hAnsi="Symbol" w:hint="default"/>
+        <w:sz w:val="20"/>
+      </w:rPr>
+    </w:lvl>
+    <w:lvl w:ilvl="1">
+      <w:start w:val="1"/>
+      <w:numFmt w:val="bullet"/>
+      <w:lvlText w:val="o"/>
+      <w:lvlJc w:val="left"/>
+      <w:pPr>
+        <w:tabs>
+          <w:tab w:val="num" w:pos="1440"/>
+        </w:tabs>
+        <w:ind w:left="1440" w:hanging="360"/>
+      </w:pPr>
+      <w:rPr>
+        <w:rFonts w:ascii="Courier New" w:hAnsi="Courier New" w:hint="default"/>
+        <w:sz w:val="20"/>
+      </w:rPr>
+    </w:lvl>
+    <w:lvl w:ilvl="2" w:tentative="1">
+      <w:start w:val="1"/>
+      <w:numFmt w:val="bullet"/>
+      <w:lvlText w:val=""/>
+      <w:lvlJc w:val="left"/>
+      <w:pPr>
+        <w:tabs>
+          <w:tab w:val="num" w:pos="2160"/>
+        </w:tabs>
+        <w:ind w:left="2160" w:hanging="360"/>
+      </w:pPr>
+      <w:rPr>
+        <w:rFonts w:ascii="Wingdings" w:hAnsi="Wingdings" w:hint="default"/>
+        <w:sz w:val="20"/>
+      </w:rPr>
+    </w:lvl>
+    <w:lvl w:ilvl="3" w:tentative="1">
+      <w:start w:val="1"/>
+      <w:numFmt w:val="bullet"/>
+      <w:lvlText w:val=""/>
+      <w:lvlJc w:val="left"/>
+      <w:pPr>
+        <w:tabs>
+          <w:tab w:val="num" w:pos="2880"/>
+        </w:tabs>
+        <w:ind w:left="2880" w:hanging="360"/>
+      </w:pPr>
+      <w:rPr>
+        <w:rFonts w:ascii="Wingdings" w:hAnsi="Wingdings" w:hint="default"/>
+        <w:sz w:val="20"/>
+      </w:rPr>
+    </w:lvl>
+    <w:lvl w:ilvl="4" w:tentative="1">
+      <w:start w:val="1"/>
+      <w:numFmt w:val="bullet"/>
+      <w:lvlText w:val=""/>
+      <w:lvlJc w:val="left"/>
+      <w:pPr>
+        <w:tabs>
+          <w:tab w:val="num" w:pos="3600"/>
+        </w:tabs>
+        <w:ind w:left="3600" w:hanging="360"/>
+      </w:pPr>
+      <w:rPr>
+        <w:rFonts w:ascii="Wingdings" w:hAnsi="Wingdings" w:hint="default"/>
+        <w:sz w:val="20"/>
+      </w:rPr>
+    </w:lvl>
+    <w:lvl w:ilvl="5" w:tentative="1">
+      <w:start w:val="1"/>
+      <w:numFmt w:val="bullet"/>
+      <w:lvlText w:val=""/>
+      <w:lvlJc w:val="left"/>
+      <w:pPr>
+        <w:tabs>
+          <w:tab w:val="num" w:pos="4320"/>
+        </w:tabs>
+        <w:ind w:left="4320" w:hanging="360"/>
+      </w:pPr>
+      <w:rPr>
+        <w:rFonts w:ascii="Wingdings" w:hAnsi="Wingdings" w:hint="default"/>
+        <w:sz w:val="20"/>
+      </w:rPr>
+    </w:lvl>
+    <w:lvl w:ilvl="6" w:tentative="1">
+      <w:start w:val="1"/>
+      <w:numFmt w:val="bullet"/>
+      <w:lvlText w:val=""/>
+      <w:lvlJc w:val="left"/>
+      <w:pPr>
+        <w:tabs>
+          <w:tab w:val="num" w:pos="5040"/>
+        </w:tabs>
+        <w:ind w:left="5040" w:hanging="360"/>
+      </w:pPr>
+      <w:rPr>
+        <w:rFonts w:ascii="Wingdings" w:hAnsi="Wingdings" w:hint="default"/>
+        <w:sz w:val="20"/>
+      </w:rPr>
+    </w:lvl>
+    <w:lvl w:ilvl="7" w:tentative="1">
+      <w:start w:val="1"/>
+      <w:numFmt w:val="bullet"/>
+      <w:lvlText w:val=""/>
+      <w:lvlJc w:val="left"/>
+      <w:pPr>
+        <w:tabs>
+          <w:tab w:val="num" w:pos="5760"/>
+        </w:tabs>
+        <w:ind w:left="5760" w:hanging="360"/>
+      </w:pPr>
+      <w:rPr>
+        <w:rFonts w:ascii="Wingdings" w:hAnsi="Wingdings" w:hint="default"/>
+        <w:sz w:val="20"/>
+      </w:rPr>
+    </w:lvl>
+    <w:lvl w:ilvl="8" w:tentative="1">
+      <w:start w:val="1"/>
+      <w:numFmt w:val="bullet"/>
+      <w:lvlText w:val=""/>
+      <w:lvlJc w:val="left"/>
+      <w:pPr>
+        <w:tabs>
+          <w:tab w:val="num" w:pos="6480"/>
+        </w:tabs>
+        <w:ind w:left="6480" w:hanging="360"/>
+      </w:pPr>
+      <w:rPr>
+        <w:rFonts w:ascii="Wingdings" w:hAnsi="Wingdings" w:hint="default"/>
+        <w:sz w:val="20"/>
+      </w:rPr>
+    </w:lvl>
+  </w:abstractNum>
+  <w:abstractNum w:abstractNumId="20" w15:restartNumberingAfterBreak="0">
     <w:nsid w:val="4E2A5BDA"/>
     <w:multiLevelType w:val="hybridMultilevel"/>
     <w:tmpl w:val="39F4D48C"/>
@@ -9648,7 +11183,156 @@
       </w:rPr>
     </w:lvl>
   </w:abstractNum>
-  <w:abstractNum w:abstractNumId="13" w15:restartNumberingAfterBreak="0">
+  <w:abstractNum w:abstractNumId="21" w15:restartNumberingAfterBreak="0">
+    <w:nsid w:val="4F53774E"/>
+    <w:multiLevelType w:val="multilevel"/>
+    <w:tmpl w:val="624C9A76"/>
+    <w:lvl w:ilvl="0">
+      <w:start w:val="1"/>
+      <w:numFmt w:val="bullet"/>
+      <w:lvlText w:val=""/>
+      <w:lvlJc w:val="left"/>
+      <w:pPr>
+        <w:tabs>
+          <w:tab w:val="num" w:pos="720"/>
+        </w:tabs>
+        <w:ind w:left="720" w:hanging="360"/>
+      </w:pPr>
+      <w:rPr>
+        <w:rFonts w:ascii="Symbol" w:hAnsi="Symbol" w:hint="default"/>
+        <w:sz w:val="20"/>
+      </w:rPr>
+    </w:lvl>
+    <w:lvl w:ilvl="1">
+      <w:start w:val="1"/>
+      <w:numFmt w:val="bullet"/>
+      <w:lvlText w:val="o"/>
+      <w:lvlJc w:val="left"/>
+      <w:pPr>
+        <w:tabs>
+          <w:tab w:val="num" w:pos="1440"/>
+        </w:tabs>
+        <w:ind w:left="1440" w:hanging="360"/>
+      </w:pPr>
+      <w:rPr>
+        <w:rFonts w:ascii="Courier New" w:hAnsi="Courier New" w:hint="default"/>
+        <w:sz w:val="20"/>
+      </w:rPr>
+    </w:lvl>
+    <w:lvl w:ilvl="2" w:tentative="1">
+      <w:start w:val="1"/>
+      <w:numFmt w:val="bullet"/>
+      <w:lvlText w:val=""/>
+      <w:lvlJc w:val="left"/>
+      <w:pPr>
+        <w:tabs>
+          <w:tab w:val="num" w:pos="2160"/>
+        </w:tabs>
+        <w:ind w:left="2160" w:hanging="360"/>
+      </w:pPr>
+      <w:rPr>
+        <w:rFonts w:ascii="Wingdings" w:hAnsi="Wingdings" w:hint="default"/>
+        <w:sz w:val="20"/>
+      </w:rPr>
+    </w:lvl>
+    <w:lvl w:ilvl="3" w:tentative="1">
+      <w:start w:val="1"/>
+      <w:numFmt w:val="bullet"/>
+      <w:lvlText w:val=""/>
+      <w:lvlJc w:val="left"/>
+      <w:pPr>
+        <w:tabs>
+          <w:tab w:val="num" w:pos="2880"/>
+        </w:tabs>
+        <w:ind w:left="2880" w:hanging="360"/>
+      </w:pPr>
+      <w:rPr>
+        <w:rFonts w:ascii="Wingdings" w:hAnsi="Wingdings" w:hint="default"/>
+        <w:sz w:val="20"/>
+      </w:rPr>
+    </w:lvl>
+    <w:lvl w:ilvl="4" w:tentative="1">
+      <w:start w:val="1"/>
+      <w:numFmt w:val="bullet"/>
+      <w:lvlText w:val=""/>
+      <w:lvlJc w:val="left"/>
+      <w:pPr>
+        <w:tabs>
+          <w:tab w:val="num" w:pos="3600"/>
+        </w:tabs>
+        <w:ind w:left="3600" w:hanging="360"/>
+      </w:pPr>
+      <w:rPr>
+        <w:rFonts w:ascii="Wingdings" w:hAnsi="Wingdings" w:hint="default"/>
+        <w:sz w:val="20"/>
+      </w:rPr>
+    </w:lvl>
+    <w:lvl w:ilvl="5" w:tentative="1">
+      <w:start w:val="1"/>
+      <w:numFmt w:val="bullet"/>
+      <w:lvlText w:val=""/>
+      <w:lvlJc w:val="left"/>
+      <w:pPr>
+        <w:tabs>
+          <w:tab w:val="num" w:pos="4320"/>
+        </w:tabs>
+        <w:ind w:left="4320" w:hanging="360"/>
+      </w:pPr>
+      <w:rPr>
+        <w:rFonts w:ascii="Wingdings" w:hAnsi="Wingdings" w:hint="default"/>
+        <w:sz w:val="20"/>
+      </w:rPr>
+    </w:lvl>
+    <w:lvl w:ilvl="6" w:tentative="1">
+      <w:start w:val="1"/>
+      <w:numFmt w:val="bullet"/>
+      <w:lvlText w:val=""/>
+      <w:lvlJc w:val="left"/>
+      <w:pPr>
+        <w:tabs>
+          <w:tab w:val="num" w:pos="5040"/>
+        </w:tabs>
+        <w:ind w:left="5040" w:hanging="360"/>
+      </w:pPr>
+      <w:rPr>
+        <w:rFonts w:ascii="Wingdings" w:hAnsi="Wingdings" w:hint="default"/>
+        <w:sz w:val="20"/>
+      </w:rPr>
+    </w:lvl>
+    <w:lvl w:ilvl="7" w:tentative="1">
+      <w:start w:val="1"/>
+      <w:numFmt w:val="bullet"/>
+      <w:lvlText w:val=""/>
+      <w:lvlJc w:val="left"/>
+      <w:pPr>
+        <w:tabs>
+          <w:tab w:val="num" w:pos="5760"/>
+        </w:tabs>
+        <w:ind w:left="5760" w:hanging="360"/>
+      </w:pPr>
+      <w:rPr>
+        <w:rFonts w:ascii="Wingdings" w:hAnsi="Wingdings" w:hint="default"/>
+        <w:sz w:val="20"/>
+      </w:rPr>
+    </w:lvl>
+    <w:lvl w:ilvl="8" w:tentative="1">
+      <w:start w:val="1"/>
+      <w:numFmt w:val="bullet"/>
+      <w:lvlText w:val=""/>
+      <w:lvlJc w:val="left"/>
+      <w:pPr>
+        <w:tabs>
+          <w:tab w:val="num" w:pos="6480"/>
+        </w:tabs>
+        <w:ind w:left="6480" w:hanging="360"/>
+      </w:pPr>
+      <w:rPr>
+        <w:rFonts w:ascii="Wingdings" w:hAnsi="Wingdings" w:hint="default"/>
+        <w:sz w:val="20"/>
+      </w:rPr>
+    </w:lvl>
+  </w:abstractNum>
+  <w:abstractNum w:abstractNumId="22" w15:restartNumberingAfterBreak="0">
     <w:nsid w:val="53257515"/>
     <w:multiLevelType w:val="multilevel"/>
     <w:tmpl w:val="EBD26C78"/>
@@ -9791,7 +11475,418 @@
       </w:rPr>
     </w:lvl>
   </w:abstractNum>
-  <w:abstractNum w:abstractNumId="14" w15:restartNumberingAfterBreak="0">
+  <w:abstractNum w:abstractNumId="23" w15:restartNumberingAfterBreak="0">
+    <w:nsid w:val="573549E1"/>
+    <w:multiLevelType w:val="multilevel"/>
+    <w:tmpl w:val="5C9EB25A"/>
+    <w:lvl w:ilvl="0">
+      <w:start w:val="1"/>
+      <w:numFmt w:val="bullet"/>
+      <w:lvlText w:val=""/>
+      <w:lvlJc w:val="left"/>
+      <w:pPr>
+        <w:tabs>
+          <w:tab w:val="num" w:pos="720"/>
+        </w:tabs>
+        <w:ind w:left="720" w:hanging="360"/>
+      </w:pPr>
+      <w:rPr>
+        <w:rFonts w:ascii="Symbol" w:hAnsi="Symbol" w:hint="default"/>
+        <w:sz w:val="20"/>
+      </w:rPr>
+    </w:lvl>
+    <w:lvl w:ilvl="1">
+      <w:start w:val="1"/>
+      <w:numFmt w:val="bullet"/>
+      <w:lvlText w:val="o"/>
+      <w:lvlJc w:val="left"/>
+      <w:pPr>
+        <w:tabs>
+          <w:tab w:val="num" w:pos="1440"/>
+        </w:tabs>
+        <w:ind w:left="1440" w:hanging="360"/>
+      </w:pPr>
+      <w:rPr>
+        <w:rFonts w:ascii="Courier New" w:hAnsi="Courier New" w:hint="default"/>
+        <w:sz w:val="20"/>
+      </w:rPr>
+    </w:lvl>
+    <w:lvl w:ilvl="2" w:tentative="1">
+      <w:start w:val="1"/>
+      <w:numFmt w:val="bullet"/>
+      <w:lvlText w:val=""/>
+      <w:lvlJc w:val="left"/>
+      <w:pPr>
+        <w:tabs>
+          <w:tab w:val="num" w:pos="2160"/>
+        </w:tabs>
+        <w:ind w:left="2160" w:hanging="360"/>
+      </w:pPr>
+      <w:rPr>
+        <w:rFonts w:ascii="Wingdings" w:hAnsi="Wingdings" w:hint="default"/>
+        <w:sz w:val="20"/>
+      </w:rPr>
+    </w:lvl>
+    <w:lvl w:ilvl="3" w:tentative="1">
+      <w:start w:val="1"/>
+      <w:numFmt w:val="bullet"/>
+      <w:lvlText w:val=""/>
+      <w:lvlJc w:val="left"/>
+      <w:pPr>
+        <w:tabs>
+          <w:tab w:val="num" w:pos="2880"/>
+        </w:tabs>
+        <w:ind w:left="2880" w:hanging="360"/>
+      </w:pPr>
+      <w:rPr>
+        <w:rFonts w:ascii="Wingdings" w:hAnsi="Wingdings" w:hint="default"/>
+        <w:sz w:val="20"/>
+      </w:rPr>
+    </w:lvl>
+    <w:lvl w:ilvl="4" w:tentative="1">
+      <w:start w:val="1"/>
+      <w:numFmt w:val="bullet"/>
+      <w:lvlText w:val=""/>
+      <w:lvlJc w:val="left"/>
+      <w:pPr>
+        <w:tabs>
+          <w:tab w:val="num" w:pos="3600"/>
+        </w:tabs>
+        <w:ind w:left="3600" w:hanging="360"/>
+      </w:pPr>
+      <w:rPr>
+        <w:rFonts w:ascii="Wingdings" w:hAnsi="Wingdings" w:hint="default"/>
+        <w:sz w:val="20"/>
+      </w:rPr>
+    </w:lvl>
+    <w:lvl w:ilvl="5" w:tentative="1">
+      <w:start w:val="1"/>
+      <w:numFmt w:val="bullet"/>
+      <w:lvlText w:val=""/>
+      <w:lvlJc w:val="left"/>
+      <w:pPr>
+        <w:tabs>
+          <w:tab w:val="num" w:pos="4320"/>
+        </w:tabs>
+        <w:ind w:left="4320" w:hanging="360"/>
+      </w:pPr>
+      <w:rPr>
+        <w:rFonts w:ascii="Wingdings" w:hAnsi="Wingdings" w:hint="default"/>
+        <w:sz w:val="20"/>
+      </w:rPr>
+    </w:lvl>
+    <w:lvl w:ilvl="6" w:tentative="1">
+      <w:start w:val="1"/>
+      <w:numFmt w:val="bullet"/>
+      <w:lvlText w:val=""/>
+      <w:lvlJc w:val="left"/>
+      <w:pPr>
+        <w:tabs>
+          <w:tab w:val="num" w:pos="5040"/>
+        </w:tabs>
+        <w:ind w:left="5040" w:hanging="360"/>
+      </w:pPr>
+      <w:rPr>
+        <w:rFonts w:ascii="Wingdings" w:hAnsi="Wingdings" w:hint="default"/>
+        <w:sz w:val="20"/>
+      </w:rPr>
+    </w:lvl>
+    <w:lvl w:ilvl="7" w:tentative="1">
+      <w:start w:val="1"/>
+      <w:numFmt w:val="bullet"/>
+      <w:lvlText w:val=""/>
+      <w:lvlJc w:val="left"/>
+      <w:pPr>
+        <w:tabs>
+          <w:tab w:val="num" w:pos="5760"/>
+        </w:tabs>
+        <w:ind w:left="5760" w:hanging="360"/>
+      </w:pPr>
+      <w:rPr>
+        <w:rFonts w:ascii="Wingdings" w:hAnsi="Wingdings" w:hint="default"/>
+        <w:sz w:val="20"/>
+      </w:rPr>
+    </w:lvl>
+    <w:lvl w:ilvl="8" w:tentative="1">
+      <w:start w:val="1"/>
+      <w:numFmt w:val="bullet"/>
+      <w:lvlText w:val=""/>
+      <w:lvlJc w:val="left"/>
+      <w:pPr>
+        <w:tabs>
+          <w:tab w:val="num" w:pos="6480"/>
+        </w:tabs>
+        <w:ind w:left="6480" w:hanging="360"/>
+      </w:pPr>
+      <w:rPr>
+        <w:rFonts w:ascii="Wingdings" w:hAnsi="Wingdings" w:hint="default"/>
+        <w:sz w:val="20"/>
+      </w:rPr>
+    </w:lvl>
+  </w:abstractNum>
+  <w:abstractNum w:abstractNumId="24" w15:restartNumberingAfterBreak="0">
+    <w:nsid w:val="57732ED4"/>
+    <w:multiLevelType w:val="multilevel"/>
+    <w:tmpl w:val="5C9EB25A"/>
+    <w:lvl w:ilvl="0">
+      <w:start w:val="1"/>
+      <w:numFmt w:val="bullet"/>
+      <w:lvlText w:val=""/>
+      <w:lvlJc w:val="left"/>
+      <w:pPr>
+        <w:tabs>
+          <w:tab w:val="num" w:pos="720"/>
+        </w:tabs>
+        <w:ind w:left="720" w:hanging="360"/>
+      </w:pPr>
+      <w:rPr>
+        <w:rFonts w:ascii="Symbol" w:hAnsi="Symbol" w:hint="default"/>
+        <w:sz w:val="20"/>
+      </w:rPr>
+    </w:lvl>
+    <w:lvl w:ilvl="1">
+      <w:start w:val="1"/>
+      <w:numFmt w:val="bullet"/>
+      <w:lvlText w:val="o"/>
+      <w:lvlJc w:val="left"/>
+      <w:pPr>
+        <w:tabs>
+          <w:tab w:val="num" w:pos="1440"/>
+        </w:tabs>
+        <w:ind w:left="1440" w:hanging="360"/>
+      </w:pPr>
+      <w:rPr>
+        <w:rFonts w:ascii="Courier New" w:hAnsi="Courier New" w:hint="default"/>
+        <w:sz w:val="20"/>
+      </w:rPr>
+    </w:lvl>
+    <w:lvl w:ilvl="2" w:tentative="1">
+      <w:start w:val="1"/>
+      <w:numFmt w:val="bullet"/>
+      <w:lvlText w:val=""/>
+      <w:lvlJc w:val="left"/>
+      <w:pPr>
+        <w:tabs>
+          <w:tab w:val="num" w:pos="2160"/>
+        </w:tabs>
+        <w:ind w:left="2160" w:hanging="360"/>
+      </w:pPr>
+      <w:rPr>
+        <w:rFonts w:ascii="Wingdings" w:hAnsi="Wingdings" w:hint="default"/>
+        <w:sz w:val="20"/>
+      </w:rPr>
+    </w:lvl>
+    <w:lvl w:ilvl="3" w:tentative="1">
+      <w:start w:val="1"/>
+      <w:numFmt w:val="bullet"/>
+      <w:lvlText w:val=""/>
+      <w:lvlJc w:val="left"/>
+      <w:pPr>
+        <w:tabs>
+          <w:tab w:val="num" w:pos="2880"/>
+        </w:tabs>
+        <w:ind w:left="2880" w:hanging="360"/>
+      </w:pPr>
+      <w:rPr>
+        <w:rFonts w:ascii="Wingdings" w:hAnsi="Wingdings" w:hint="default"/>
+        <w:sz w:val="20"/>
+      </w:rPr>
+    </w:lvl>
+    <w:lvl w:ilvl="4" w:tentative="1">
+      <w:start w:val="1"/>
+      <w:numFmt w:val="bullet"/>
+      <w:lvlText w:val=""/>
+      <w:lvlJc w:val="left"/>
+      <w:pPr>
+        <w:tabs>
+          <w:tab w:val="num" w:pos="3600"/>
+        </w:tabs>
+        <w:ind w:left="3600" w:hanging="360"/>
+      </w:pPr>
+      <w:rPr>
+        <w:rFonts w:ascii="Wingdings" w:hAnsi="Wingdings" w:hint="default"/>
+        <w:sz w:val="20"/>
+      </w:rPr>
+    </w:lvl>
+    <w:lvl w:ilvl="5" w:tentative="1">
+      <w:start w:val="1"/>
+      <w:numFmt w:val="bullet"/>
+      <w:lvlText w:val=""/>
+      <w:lvlJc w:val="left"/>
+      <w:pPr>
+        <w:tabs>
+          <w:tab w:val="num" w:pos="4320"/>
+        </w:tabs>
+        <w:ind w:left="4320" w:hanging="360"/>
+      </w:pPr>
+      <w:rPr>
+        <w:rFonts w:ascii="Wingdings" w:hAnsi="Wingdings" w:hint="default"/>
+        <w:sz w:val="20"/>
+      </w:rPr>
+    </w:lvl>
+    <w:lvl w:ilvl="6" w:tentative="1">
+      <w:start w:val="1"/>
+      <w:numFmt w:val="bullet"/>
+      <w:lvlText w:val=""/>
+      <w:lvlJc w:val="left"/>
+      <w:pPr>
+        <w:tabs>
+          <w:tab w:val="num" w:pos="5040"/>
+        </w:tabs>
+        <w:ind w:left="5040" w:hanging="360"/>
+      </w:pPr>
+      <w:rPr>
+        <w:rFonts w:ascii="Wingdings" w:hAnsi="Wingdings" w:hint="default"/>
+        <w:sz w:val="20"/>
+      </w:rPr>
+    </w:lvl>
+    <w:lvl w:ilvl="7" w:tentative="1">
+      <w:start w:val="1"/>
+      <w:numFmt w:val="bullet"/>
+      <w:lvlText w:val=""/>
+      <w:lvlJc w:val="left"/>
+      <w:pPr>
+        <w:tabs>
+          <w:tab w:val="num" w:pos="5760"/>
+        </w:tabs>
+        <w:ind w:left="5760" w:hanging="360"/>
+      </w:pPr>
+      <w:rPr>
+        <w:rFonts w:ascii="Wingdings" w:hAnsi="Wingdings" w:hint="default"/>
+        <w:sz w:val="20"/>
+      </w:rPr>
+    </w:lvl>
+    <w:lvl w:ilvl="8" w:tentative="1">
+      <w:start w:val="1"/>
+      <w:numFmt w:val="bullet"/>
+      <w:lvlText w:val=""/>
+      <w:lvlJc w:val="left"/>
+      <w:pPr>
+        <w:tabs>
+          <w:tab w:val="num" w:pos="6480"/>
+        </w:tabs>
+        <w:ind w:left="6480" w:hanging="360"/>
+      </w:pPr>
+      <w:rPr>
+        <w:rFonts w:ascii="Wingdings" w:hAnsi="Wingdings" w:hint="default"/>
+        <w:sz w:val="20"/>
+      </w:rPr>
+    </w:lvl>
+  </w:abstractNum>
+  <w:abstractNum w:abstractNumId="25" w15:restartNumberingAfterBreak="0">
+    <w:nsid w:val="58E04536"/>
+    <w:multiLevelType w:val="hybridMultilevel"/>
+    <w:tmpl w:val="D7C4121A"/>
+    <w:lvl w:ilvl="0" w:tplc="04090001">
+      <w:start w:val="1"/>
+      <w:numFmt w:val="bullet"/>
+      <w:lvlText w:val=""/>
+      <w:lvlJc w:val="left"/>
+      <w:pPr>
+        <w:ind w:left="1440" w:hanging="360"/>
+      </w:pPr>
+      <w:rPr>
+        <w:rFonts w:ascii="Symbol" w:hAnsi="Symbol" w:hint="default"/>
+      </w:rPr>
+    </w:lvl>
+    <w:lvl w:ilvl="1" w:tplc="04090003" w:tentative="1">
+      <w:start w:val="1"/>
+      <w:numFmt w:val="bullet"/>
+      <w:lvlText w:val="o"/>
+      <w:lvlJc w:val="left"/>
+      <w:pPr>
+        <w:ind w:left="2160" w:hanging="360"/>
+      </w:pPr>
+      <w:rPr>
+        <w:rFonts w:ascii="Courier New" w:hAnsi="Courier New" w:cs="Courier New" w:hint="default"/>
+      </w:rPr>
+    </w:lvl>
+    <w:lvl w:ilvl="2" w:tplc="04090005" w:tentative="1">
+      <w:start w:val="1"/>
+      <w:numFmt w:val="bullet"/>
+      <w:lvlText w:val=""/>
+      <w:lvlJc w:val="left"/>
+      <w:pPr>
+        <w:ind w:left="2880" w:hanging="360"/>
+      </w:pPr>
+      <w:rPr>
+        <w:rFonts w:ascii="Wingdings" w:hAnsi="Wingdings" w:hint="default"/>
+      </w:rPr>
+    </w:lvl>
+    <w:lvl w:ilvl="3" w:tplc="04090001" w:tentative="1">
+      <w:start w:val="1"/>
+      <w:numFmt w:val="bullet"/>
+      <w:lvlText w:val=""/>
+      <w:lvlJc w:val="left"/>
+      <w:pPr>
+        <w:ind w:left="3600" w:hanging="360"/>
+      </w:pPr>
+      <w:rPr>
+        <w:rFonts w:ascii="Symbol" w:hAnsi="Symbol" w:hint="default"/>
+      </w:rPr>
+    </w:lvl>
+    <w:lvl w:ilvl="4" w:tplc="04090003" w:tentative="1">
+      <w:start w:val="1"/>
+      <w:numFmt w:val="bullet"/>
+      <w:lvlText w:val="o"/>
+      <w:lvlJc w:val="left"/>
+      <w:pPr>
+        <w:ind w:left="4320" w:hanging="360"/>
+      </w:pPr>
+      <w:rPr>
+        <w:rFonts w:ascii="Courier New" w:hAnsi="Courier New" w:cs="Courier New" w:hint="default"/>
+      </w:rPr>
+    </w:lvl>
+    <w:lvl w:ilvl="5" w:tplc="04090005" w:tentative="1">
+      <w:start w:val="1"/>
+      <w:numFmt w:val="bullet"/>
+      <w:lvlText w:val=""/>
+      <w:lvlJc w:val="left"/>
+      <w:pPr>
+        <w:ind w:left="5040" w:hanging="360"/>
+      </w:pPr>
+      <w:rPr>
+        <w:rFonts w:ascii="Wingdings" w:hAnsi="Wingdings" w:hint="default"/>
+      </w:rPr>
+    </w:lvl>
+    <w:lvl w:ilvl="6" w:tplc="04090001" w:tentative="1">
+      <w:start w:val="1"/>
+      <w:numFmt w:val="bullet"/>
+      <w:lvlText w:val=""/>
+      <w:lvlJc w:val="left"/>
+      <w:pPr>
+        <w:ind w:left="5760" w:hanging="360"/>
+      </w:pPr>
+      <w:rPr>
+        <w:rFonts w:ascii="Symbol" w:hAnsi="Symbol" w:hint="default"/>
+      </w:rPr>
+    </w:lvl>
+    <w:lvl w:ilvl="7" w:tplc="04090003" w:tentative="1">
+      <w:start w:val="1"/>
+      <w:numFmt w:val="bullet"/>
+      <w:lvlText w:val="o"/>
+      <w:lvlJc w:val="left"/>
+      <w:pPr>
+        <w:ind w:left="6480" w:hanging="360"/>
+      </w:pPr>
+      <w:rPr>
+        <w:rFonts w:ascii="Courier New" w:hAnsi="Courier New" w:cs="Courier New" w:hint="default"/>
+      </w:rPr>
+    </w:lvl>
+    <w:lvl w:ilvl="8" w:tplc="04090005" w:tentative="1">
+      <w:start w:val="1"/>
+      <w:numFmt w:val="bullet"/>
+      <w:lvlText w:val=""/>
+      <w:lvlJc w:val="left"/>
+      <w:pPr>
+        <w:ind w:left="7200" w:hanging="360"/>
+      </w:pPr>
+      <w:rPr>
+        <w:rFonts w:ascii="Wingdings" w:hAnsi="Wingdings" w:hint="default"/>
+      </w:rPr>
+    </w:lvl>
+  </w:abstractNum>
+  <w:abstractNum w:abstractNumId="26" w15:restartNumberingAfterBreak="0">
     <w:nsid w:val="595E29E3"/>
     <w:multiLevelType w:val="multilevel"/>
     <w:tmpl w:val="4266C62E"/>
@@ -9940,7 +12035,156 @@
       </w:rPr>
     </w:lvl>
   </w:abstractNum>
-  <w:abstractNum w:abstractNumId="15" w15:restartNumberingAfterBreak="0">
+  <w:abstractNum w:abstractNumId="27" w15:restartNumberingAfterBreak="0">
+    <w:nsid w:val="59E572B1"/>
+    <w:multiLevelType w:val="multilevel"/>
+    <w:tmpl w:val="8BD29556"/>
+    <w:lvl w:ilvl="0">
+      <w:start w:val="1"/>
+      <w:numFmt w:val="bullet"/>
+      <w:lvlText w:val=""/>
+      <w:lvlJc w:val="left"/>
+      <w:pPr>
+        <w:tabs>
+          <w:tab w:val="num" w:pos="720"/>
+        </w:tabs>
+        <w:ind w:left="720" w:hanging="360"/>
+      </w:pPr>
+      <w:rPr>
+        <w:rFonts w:ascii="Symbol" w:hAnsi="Symbol" w:hint="default"/>
+        <w:sz w:val="20"/>
+      </w:rPr>
+    </w:lvl>
+    <w:lvl w:ilvl="1">
+      <w:start w:val="1"/>
+      <w:numFmt w:val="bullet"/>
+      <w:lvlText w:val="o"/>
+      <w:lvlJc w:val="left"/>
+      <w:pPr>
+        <w:tabs>
+          <w:tab w:val="num" w:pos="1440"/>
+        </w:tabs>
+        <w:ind w:left="1440" w:hanging="360"/>
+      </w:pPr>
+      <w:rPr>
+        <w:rFonts w:ascii="Courier New" w:hAnsi="Courier New" w:hint="default"/>
+        <w:sz w:val="20"/>
+      </w:rPr>
+    </w:lvl>
+    <w:lvl w:ilvl="2" w:tentative="1">
+      <w:start w:val="1"/>
+      <w:numFmt w:val="bullet"/>
+      <w:lvlText w:val=""/>
+      <w:lvlJc w:val="left"/>
+      <w:pPr>
+        <w:tabs>
+          <w:tab w:val="num" w:pos="2160"/>
+        </w:tabs>
+        <w:ind w:left="2160" w:hanging="360"/>
+      </w:pPr>
+      <w:rPr>
+        <w:rFonts w:ascii="Wingdings" w:hAnsi="Wingdings" w:hint="default"/>
+        <w:sz w:val="20"/>
+      </w:rPr>
+    </w:lvl>
+    <w:lvl w:ilvl="3" w:tentative="1">
+      <w:start w:val="1"/>
+      <w:numFmt w:val="bullet"/>
+      <w:lvlText w:val=""/>
+      <w:lvlJc w:val="left"/>
+      <w:pPr>
+        <w:tabs>
+          <w:tab w:val="num" w:pos="2880"/>
+        </w:tabs>
+        <w:ind w:left="2880" w:hanging="360"/>
+      </w:pPr>
+      <w:rPr>
+        <w:rFonts w:ascii="Wingdings" w:hAnsi="Wingdings" w:hint="default"/>
+        <w:sz w:val="20"/>
+      </w:rPr>
+    </w:lvl>
+    <w:lvl w:ilvl="4" w:tentative="1">
+      <w:start w:val="1"/>
+      <w:numFmt w:val="bullet"/>
+      <w:lvlText w:val=""/>
+      <w:lvlJc w:val="left"/>
+      <w:pPr>
+        <w:tabs>
+          <w:tab w:val="num" w:pos="3600"/>
+        </w:tabs>
+        <w:ind w:left="3600" w:hanging="360"/>
+      </w:pPr>
+      <w:rPr>
+        <w:rFonts w:ascii="Wingdings" w:hAnsi="Wingdings" w:hint="default"/>
+        <w:sz w:val="20"/>
+      </w:rPr>
+    </w:lvl>
+    <w:lvl w:ilvl="5" w:tentative="1">
+      <w:start w:val="1"/>
+      <w:numFmt w:val="bullet"/>
+      <w:lvlText w:val=""/>
+      <w:lvlJc w:val="left"/>
+      <w:pPr>
+        <w:tabs>
+          <w:tab w:val="num" w:pos="4320"/>
+        </w:tabs>
+        <w:ind w:left="4320" w:hanging="360"/>
+      </w:pPr>
+      <w:rPr>
+        <w:rFonts w:ascii="Wingdings" w:hAnsi="Wingdings" w:hint="default"/>
+        <w:sz w:val="20"/>
+      </w:rPr>
+    </w:lvl>
+    <w:lvl w:ilvl="6" w:tentative="1">
+      <w:start w:val="1"/>
+      <w:numFmt w:val="bullet"/>
+      <w:lvlText w:val=""/>
+      <w:lvlJc w:val="left"/>
+      <w:pPr>
+        <w:tabs>
+          <w:tab w:val="num" w:pos="5040"/>
+        </w:tabs>
+        <w:ind w:left="5040" w:hanging="360"/>
+      </w:pPr>
+      <w:rPr>
+        <w:rFonts w:ascii="Wingdings" w:hAnsi="Wingdings" w:hint="default"/>
+        <w:sz w:val="20"/>
+      </w:rPr>
+    </w:lvl>
+    <w:lvl w:ilvl="7" w:tentative="1">
+      <w:start w:val="1"/>
+      <w:numFmt w:val="bullet"/>
+      <w:lvlText w:val=""/>
+      <w:lvlJc w:val="left"/>
+      <w:pPr>
+        <w:tabs>
+          <w:tab w:val="num" w:pos="5760"/>
+        </w:tabs>
+        <w:ind w:left="5760" w:hanging="360"/>
+      </w:pPr>
+      <w:rPr>
+        <w:rFonts w:ascii="Wingdings" w:hAnsi="Wingdings" w:hint="default"/>
+        <w:sz w:val="20"/>
+      </w:rPr>
+    </w:lvl>
+    <w:lvl w:ilvl="8" w:tentative="1">
+      <w:start w:val="1"/>
+      <w:numFmt w:val="bullet"/>
+      <w:lvlText w:val=""/>
+      <w:lvlJc w:val="left"/>
+      <w:pPr>
+        <w:tabs>
+          <w:tab w:val="num" w:pos="6480"/>
+        </w:tabs>
+        <w:ind w:left="6480" w:hanging="360"/>
+      </w:pPr>
+      <w:rPr>
+        <w:rFonts w:ascii="Wingdings" w:hAnsi="Wingdings" w:hint="default"/>
+        <w:sz w:val="20"/>
+      </w:rPr>
+    </w:lvl>
+  </w:abstractNum>
+  <w:abstractNum w:abstractNumId="28" w15:restartNumberingAfterBreak="0">
     <w:nsid w:val="60486FA8"/>
     <w:multiLevelType w:val="multilevel"/>
     <w:tmpl w:val="BD12E31A"/>
@@ -10089,7 +12333,7 @@
       </w:rPr>
     </w:lvl>
   </w:abstractNum>
-  <w:abstractNum w:abstractNumId="16" w15:restartNumberingAfterBreak="0">
+  <w:abstractNum w:abstractNumId="29" w15:restartNumberingAfterBreak="0">
     <w:nsid w:val="6172292F"/>
     <w:multiLevelType w:val="multilevel"/>
     <w:tmpl w:val="4DA8A6EE"/>
@@ -10238,7 +12482,7 @@
       </w:rPr>
     </w:lvl>
   </w:abstractNum>
-  <w:abstractNum w:abstractNumId="17" w15:restartNumberingAfterBreak="0">
+  <w:abstractNum w:abstractNumId="30" w15:restartNumberingAfterBreak="0">
     <w:nsid w:val="62C312D5"/>
     <w:multiLevelType w:val="hybridMultilevel"/>
     <w:tmpl w:val="8B2815A0"/>
@@ -10347,7 +12591,7 @@
       </w:pPr>
     </w:lvl>
   </w:abstractNum>
-  <w:abstractNum w:abstractNumId="18" w15:restartNumberingAfterBreak="0">
+  <w:abstractNum w:abstractNumId="31" w15:restartNumberingAfterBreak="0">
     <w:nsid w:val="6677245B"/>
     <w:multiLevelType w:val="multilevel"/>
     <w:tmpl w:val="E0C450E6"/>
@@ -10489,7 +12733,7 @@
       </w:rPr>
     </w:lvl>
   </w:abstractNum>
-  <w:abstractNum w:abstractNumId="19" w15:restartNumberingAfterBreak="0">
+  <w:abstractNum w:abstractNumId="32" w15:restartNumberingAfterBreak="0">
     <w:nsid w:val="680A2371"/>
     <w:multiLevelType w:val="hybridMultilevel"/>
     <w:tmpl w:val="CB283524"/>
@@ -10607,7 +12851,156 @@
       </w:pPr>
     </w:lvl>
   </w:abstractNum>
-  <w:abstractNum w:abstractNumId="20" w15:restartNumberingAfterBreak="0">
+  <w:abstractNum w:abstractNumId="33" w15:restartNumberingAfterBreak="0">
+    <w:nsid w:val="694E1650"/>
+    <w:multiLevelType w:val="multilevel"/>
+    <w:tmpl w:val="6C3EFE88"/>
+    <w:lvl w:ilvl="0">
+      <w:start w:val="1"/>
+      <w:numFmt w:val="bullet"/>
+      <w:lvlText w:val=""/>
+      <w:lvlJc w:val="left"/>
+      <w:pPr>
+        <w:tabs>
+          <w:tab w:val="num" w:pos="720"/>
+        </w:tabs>
+        <w:ind w:left="720" w:hanging="360"/>
+      </w:pPr>
+      <w:rPr>
+        <w:rFonts w:ascii="Symbol" w:hAnsi="Symbol" w:hint="default"/>
+        <w:sz w:val="20"/>
+      </w:rPr>
+    </w:lvl>
+    <w:lvl w:ilvl="1">
+      <w:start w:val="1"/>
+      <w:numFmt w:val="bullet"/>
+      <w:lvlText w:val="o"/>
+      <w:lvlJc w:val="left"/>
+      <w:pPr>
+        <w:tabs>
+          <w:tab w:val="num" w:pos="1440"/>
+        </w:tabs>
+        <w:ind w:left="1440" w:hanging="360"/>
+      </w:pPr>
+      <w:rPr>
+        <w:rFonts w:ascii="Courier New" w:hAnsi="Courier New" w:hint="default"/>
+        <w:sz w:val="20"/>
+      </w:rPr>
+    </w:lvl>
+    <w:lvl w:ilvl="2" w:tentative="1">
+      <w:start w:val="1"/>
+      <w:numFmt w:val="bullet"/>
+      <w:lvlText w:val=""/>
+      <w:lvlJc w:val="left"/>
+      <w:pPr>
+        <w:tabs>
+          <w:tab w:val="num" w:pos="2160"/>
+        </w:tabs>
+        <w:ind w:left="2160" w:hanging="360"/>
+      </w:pPr>
+      <w:rPr>
+        <w:rFonts w:ascii="Wingdings" w:hAnsi="Wingdings" w:hint="default"/>
+        <w:sz w:val="20"/>
+      </w:rPr>
+    </w:lvl>
+    <w:lvl w:ilvl="3" w:tentative="1">
+      <w:start w:val="1"/>
+      <w:numFmt w:val="bullet"/>
+      <w:lvlText w:val=""/>
+      <w:lvlJc w:val="left"/>
+      <w:pPr>
+        <w:tabs>
+          <w:tab w:val="num" w:pos="2880"/>
+        </w:tabs>
+        <w:ind w:left="2880" w:hanging="360"/>
+      </w:pPr>
+      <w:rPr>
+        <w:rFonts w:ascii="Wingdings" w:hAnsi="Wingdings" w:hint="default"/>
+        <w:sz w:val="20"/>
+      </w:rPr>
+    </w:lvl>
+    <w:lvl w:ilvl="4" w:tentative="1">
+      <w:start w:val="1"/>
+      <w:numFmt w:val="bullet"/>
+      <w:lvlText w:val=""/>
+      <w:lvlJc w:val="left"/>
+      <w:pPr>
+        <w:tabs>
+          <w:tab w:val="num" w:pos="3600"/>
+        </w:tabs>
+        <w:ind w:left="3600" w:hanging="360"/>
+      </w:pPr>
+      <w:rPr>
+        <w:rFonts w:ascii="Wingdings" w:hAnsi="Wingdings" w:hint="default"/>
+        <w:sz w:val="20"/>
+      </w:rPr>
+    </w:lvl>
+    <w:lvl w:ilvl="5" w:tentative="1">
+      <w:start w:val="1"/>
+      <w:numFmt w:val="bullet"/>
+      <w:lvlText w:val=""/>
+      <w:lvlJc w:val="left"/>
+      <w:pPr>
+        <w:tabs>
+          <w:tab w:val="num" w:pos="4320"/>
+        </w:tabs>
+        <w:ind w:left="4320" w:hanging="360"/>
+      </w:pPr>
+      <w:rPr>
+        <w:rFonts w:ascii="Wingdings" w:hAnsi="Wingdings" w:hint="default"/>
+        <w:sz w:val="20"/>
+      </w:rPr>
+    </w:lvl>
+    <w:lvl w:ilvl="6" w:tentative="1">
+      <w:start w:val="1"/>
+      <w:numFmt w:val="bullet"/>
+      <w:lvlText w:val=""/>
+      <w:lvlJc w:val="left"/>
+      <w:pPr>
+        <w:tabs>
+          <w:tab w:val="num" w:pos="5040"/>
+        </w:tabs>
+        <w:ind w:left="5040" w:hanging="360"/>
+      </w:pPr>
+      <w:rPr>
+        <w:rFonts w:ascii="Wingdings" w:hAnsi="Wingdings" w:hint="default"/>
+        <w:sz w:val="20"/>
+      </w:rPr>
+    </w:lvl>
+    <w:lvl w:ilvl="7" w:tentative="1">
+      <w:start w:val="1"/>
+      <w:numFmt w:val="bullet"/>
+      <w:lvlText w:val=""/>
+      <w:lvlJc w:val="left"/>
+      <w:pPr>
+        <w:tabs>
+          <w:tab w:val="num" w:pos="5760"/>
+        </w:tabs>
+        <w:ind w:left="5760" w:hanging="360"/>
+      </w:pPr>
+      <w:rPr>
+        <w:rFonts w:ascii="Wingdings" w:hAnsi="Wingdings" w:hint="default"/>
+        <w:sz w:val="20"/>
+      </w:rPr>
+    </w:lvl>
+    <w:lvl w:ilvl="8" w:tentative="1">
+      <w:start w:val="1"/>
+      <w:numFmt w:val="bullet"/>
+      <w:lvlText w:val=""/>
+      <w:lvlJc w:val="left"/>
+      <w:pPr>
+        <w:tabs>
+          <w:tab w:val="num" w:pos="6480"/>
+        </w:tabs>
+        <w:ind w:left="6480" w:hanging="360"/>
+      </w:pPr>
+      <w:rPr>
+        <w:rFonts w:ascii="Wingdings" w:hAnsi="Wingdings" w:hint="default"/>
+        <w:sz w:val="20"/>
+      </w:rPr>
+    </w:lvl>
+  </w:abstractNum>
+  <w:abstractNum w:abstractNumId="34" w15:restartNumberingAfterBreak="0">
     <w:nsid w:val="6EE47304"/>
     <w:multiLevelType w:val="multilevel"/>
     <w:tmpl w:val="DE16897E"/>
@@ -10749,7 +13142,7 @@
       </w:rPr>
     </w:lvl>
   </w:abstractNum>
-  <w:abstractNum w:abstractNumId="21" w15:restartNumberingAfterBreak="0">
+  <w:abstractNum w:abstractNumId="35" w15:restartNumberingAfterBreak="0">
     <w:nsid w:val="738F7400"/>
     <w:multiLevelType w:val="multilevel"/>
     <w:tmpl w:val="E7A2C194"/>
@@ -10892,7 +13285,156 @@
       </w:rPr>
     </w:lvl>
   </w:abstractNum>
-  <w:abstractNum w:abstractNumId="22" w15:restartNumberingAfterBreak="0">
+  <w:abstractNum w:abstractNumId="36" w15:restartNumberingAfterBreak="0">
+    <w:nsid w:val="75F74D94"/>
+    <w:multiLevelType w:val="multilevel"/>
+    <w:tmpl w:val="78BE9B68"/>
+    <w:lvl w:ilvl="0">
+      <w:start w:val="1"/>
+      <w:numFmt w:val="bullet"/>
+      <w:lvlText w:val=""/>
+      <w:lvlJc w:val="left"/>
+      <w:pPr>
+        <w:tabs>
+          <w:tab w:val="num" w:pos="720"/>
+        </w:tabs>
+        <w:ind w:left="720" w:hanging="360"/>
+      </w:pPr>
+      <w:rPr>
+        <w:rFonts w:ascii="Symbol" w:hAnsi="Symbol" w:hint="default"/>
+        <w:sz w:val="20"/>
+      </w:rPr>
+    </w:lvl>
+    <w:lvl w:ilvl="1">
+      <w:start w:val="1"/>
+      <w:numFmt w:val="bullet"/>
+      <w:lvlText w:val="o"/>
+      <w:lvlJc w:val="left"/>
+      <w:pPr>
+        <w:tabs>
+          <w:tab w:val="num" w:pos="1440"/>
+        </w:tabs>
+        <w:ind w:left="1440" w:hanging="360"/>
+      </w:pPr>
+      <w:rPr>
+        <w:rFonts w:ascii="Courier New" w:hAnsi="Courier New" w:hint="default"/>
+        <w:sz w:val="20"/>
+      </w:rPr>
+    </w:lvl>
+    <w:lvl w:ilvl="2" w:tentative="1">
+      <w:start w:val="1"/>
+      <w:numFmt w:val="bullet"/>
+      <w:lvlText w:val=""/>
+      <w:lvlJc w:val="left"/>
+      <w:pPr>
+        <w:tabs>
+          <w:tab w:val="num" w:pos="2160"/>
+        </w:tabs>
+        <w:ind w:left="2160" w:hanging="360"/>
+      </w:pPr>
+      <w:rPr>
+        <w:rFonts w:ascii="Wingdings" w:hAnsi="Wingdings" w:hint="default"/>
+        <w:sz w:val="20"/>
+      </w:rPr>
+    </w:lvl>
+    <w:lvl w:ilvl="3" w:tentative="1">
+      <w:start w:val="1"/>
+      <w:numFmt w:val="bullet"/>
+      <w:lvlText w:val=""/>
+      <w:lvlJc w:val="left"/>
+      <w:pPr>
+        <w:tabs>
+          <w:tab w:val="num" w:pos="2880"/>
+        </w:tabs>
+        <w:ind w:left="2880" w:hanging="360"/>
+      </w:pPr>
+      <w:rPr>
+        <w:rFonts w:ascii="Wingdings" w:hAnsi="Wingdings" w:hint="default"/>
+        <w:sz w:val="20"/>
+      </w:rPr>
+    </w:lvl>
+    <w:lvl w:ilvl="4" w:tentative="1">
+      <w:start w:val="1"/>
+      <w:numFmt w:val="bullet"/>
+      <w:lvlText w:val=""/>
+      <w:lvlJc w:val="left"/>
+      <w:pPr>
+        <w:tabs>
+          <w:tab w:val="num" w:pos="3600"/>
+        </w:tabs>
+        <w:ind w:left="3600" w:hanging="360"/>
+      </w:pPr>
+      <w:rPr>
+        <w:rFonts w:ascii="Wingdings" w:hAnsi="Wingdings" w:hint="default"/>
+        <w:sz w:val="20"/>
+      </w:rPr>
+    </w:lvl>
+    <w:lvl w:ilvl="5" w:tentative="1">
+      <w:start w:val="1"/>
+      <w:numFmt w:val="bullet"/>
+      <w:lvlText w:val=""/>
+      <w:lvlJc w:val="left"/>
+      <w:pPr>
+        <w:tabs>
+          <w:tab w:val="num" w:pos="4320"/>
+        </w:tabs>
+        <w:ind w:left="4320" w:hanging="360"/>
+      </w:pPr>
+      <w:rPr>
+        <w:rFonts w:ascii="Wingdings" w:hAnsi="Wingdings" w:hint="default"/>
+        <w:sz w:val="20"/>
+      </w:rPr>
+    </w:lvl>
+    <w:lvl w:ilvl="6" w:tentative="1">
+      <w:start w:val="1"/>
+      <w:numFmt w:val="bullet"/>
+      <w:lvlText w:val=""/>
+      <w:lvlJc w:val="left"/>
+      <w:pPr>
+        <w:tabs>
+          <w:tab w:val="num" w:pos="5040"/>
+        </w:tabs>
+        <w:ind w:left="5040" w:hanging="360"/>
+      </w:pPr>
+      <w:rPr>
+        <w:rFonts w:ascii="Wingdings" w:hAnsi="Wingdings" w:hint="default"/>
+        <w:sz w:val="20"/>
+      </w:rPr>
+    </w:lvl>
+    <w:lvl w:ilvl="7" w:tentative="1">
+      <w:start w:val="1"/>
+      <w:numFmt w:val="bullet"/>
+      <w:lvlText w:val=""/>
+      <w:lvlJc w:val="left"/>
+      <w:pPr>
+        <w:tabs>
+          <w:tab w:val="num" w:pos="5760"/>
+        </w:tabs>
+        <w:ind w:left="5760" w:hanging="360"/>
+      </w:pPr>
+      <w:rPr>
+        <w:rFonts w:ascii="Wingdings" w:hAnsi="Wingdings" w:hint="default"/>
+        <w:sz w:val="20"/>
+      </w:rPr>
+    </w:lvl>
+    <w:lvl w:ilvl="8" w:tentative="1">
+      <w:start w:val="1"/>
+      <w:numFmt w:val="bullet"/>
+      <w:lvlText w:val=""/>
+      <w:lvlJc w:val="left"/>
+      <w:pPr>
+        <w:tabs>
+          <w:tab w:val="num" w:pos="6480"/>
+        </w:tabs>
+        <w:ind w:left="6480" w:hanging="360"/>
+      </w:pPr>
+      <w:rPr>
+        <w:rFonts w:ascii="Wingdings" w:hAnsi="Wingdings" w:hint="default"/>
+        <w:sz w:val="20"/>
+      </w:rPr>
+    </w:lvl>
+  </w:abstractNum>
+  <w:abstractNum w:abstractNumId="37" w15:restartNumberingAfterBreak="0">
     <w:nsid w:val="78D72460"/>
     <w:multiLevelType w:val="hybridMultilevel"/>
     <w:tmpl w:val="33AA541C"/>
@@ -11005,7 +13547,7 @@
       </w:rPr>
     </w:lvl>
   </w:abstractNum>
-  <w:abstractNum w:abstractNumId="23" w15:restartNumberingAfterBreak="0">
+  <w:abstractNum w:abstractNumId="38" w15:restartNumberingAfterBreak="0">
     <w:nsid w:val="7A5C6F12"/>
     <w:multiLevelType w:val="multilevel"/>
     <w:tmpl w:val="C0E6D5B8"/>
@@ -11154,7 +13696,7 @@
       </w:rPr>
     </w:lvl>
   </w:abstractNum>
-  <w:abstractNum w:abstractNumId="24" w15:restartNumberingAfterBreak="0">
+  <w:abstractNum w:abstractNumId="39" w15:restartNumberingAfterBreak="0">
     <w:nsid w:val="7AE21518"/>
     <w:multiLevelType w:val="multilevel"/>
     <w:tmpl w:val="BE58A7E2"/>
@@ -11303,7 +13845,7 @@
       </w:rPr>
     </w:lvl>
   </w:abstractNum>
-  <w:abstractNum w:abstractNumId="25" w15:restartNumberingAfterBreak="0">
+  <w:abstractNum w:abstractNumId="40" w15:restartNumberingAfterBreak="0">
     <w:nsid w:val="7BBE0DA4"/>
     <w:multiLevelType w:val="multilevel"/>
     <w:tmpl w:val="0B68034E"/>
@@ -11416,7 +13958,7 @@
       </w:rPr>
     </w:lvl>
   </w:abstractNum>
-  <w:abstractNum w:abstractNumId="26" w15:restartNumberingAfterBreak="0">
+  <w:abstractNum w:abstractNumId="41" w15:restartNumberingAfterBreak="0">
     <w:nsid w:val="7FDC5CBD"/>
     <w:multiLevelType w:val="hybridMultilevel"/>
     <w:tmpl w:val="0E8C5344"/>
@@ -11507,46 +14049,46 @@
     </w:lvl>
   </w:abstractNum>
   <w:num w:numId="1">
-    <w:abstractNumId w:val="11"/>
+    <w:abstractNumId w:val="18"/>
   </w:num>
   <w:num w:numId="2">
-    <w:abstractNumId w:val="19"/>
+    <w:abstractNumId w:val="32"/>
   </w:num>
   <w:num w:numId="3">
-    <w:abstractNumId w:val="17"/>
+    <w:abstractNumId w:val="30"/>
   </w:num>
   <w:num w:numId="4">
+    <w:abstractNumId w:val="34"/>
+  </w:num>
+  <w:num w:numId="5">
+    <w:abstractNumId w:val="31"/>
+  </w:num>
+  <w:num w:numId="6">
+    <w:abstractNumId w:val="22"/>
+  </w:num>
+  <w:num w:numId="7">
+    <w:abstractNumId w:val="35"/>
+  </w:num>
+  <w:num w:numId="8">
+    <w:abstractNumId w:val="41"/>
+  </w:num>
+  <w:num w:numId="9">
+    <w:abstractNumId w:val="8"/>
+  </w:num>
+  <w:num w:numId="10">
+    <w:abstractNumId w:val="40"/>
+  </w:num>
+  <w:num w:numId="11">
+    <w:abstractNumId w:val="37"/>
+  </w:num>
+  <w:num w:numId="12">
     <w:abstractNumId w:val="20"/>
   </w:num>
-  <w:num w:numId="5">
-    <w:abstractNumId w:val="18"/>
-  </w:num>
-  <w:num w:numId="6">
-    <w:abstractNumId w:val="13"/>
-  </w:num>
-  <w:num w:numId="7">
-    <w:abstractNumId w:val="21"/>
-  </w:num>
-  <w:num w:numId="8">
-    <w:abstractNumId w:val="26"/>
-  </w:num>
-  <w:num w:numId="9">
-    <w:abstractNumId w:val="7"/>
-  </w:num>
-  <w:num w:numId="10">
-    <w:abstractNumId w:val="25"/>
-  </w:num>
-  <w:num w:numId="11">
-    <w:abstractNumId w:val="22"/>
-  </w:num>
-  <w:num w:numId="12">
-    <w:abstractNumId w:val="12"/>
-  </w:num>
   <w:num w:numId="13">
-    <w:abstractNumId w:val="16"/>
+    <w:abstractNumId w:val="29"/>
   </w:num>
   <w:num w:numId="14">
-    <w:abstractNumId w:val="5"/>
+    <w:abstractNumId w:val="6"/>
   </w:num>
   <w:num w:numId="15">
     <w:abstractNumId w:val="2"/>
@@ -11555,25 +14097,25 @@
     <w:abstractNumId w:val="3"/>
   </w:num>
   <w:num w:numId="17">
-    <w:abstractNumId w:val="6"/>
+    <w:abstractNumId w:val="7"/>
   </w:num>
   <w:num w:numId="18">
-    <w:abstractNumId w:val="15"/>
+    <w:abstractNumId w:val="28"/>
   </w:num>
   <w:num w:numId="19">
-    <w:abstractNumId w:val="24"/>
+    <w:abstractNumId w:val="39"/>
   </w:num>
   <w:num w:numId="20">
-    <w:abstractNumId w:val="4"/>
+    <w:abstractNumId w:val="5"/>
   </w:num>
   <w:num w:numId="21">
-    <w:abstractNumId w:val="14"/>
+    <w:abstractNumId w:val="26"/>
   </w:num>
   <w:num w:numId="22">
-    <w:abstractNumId w:val="9"/>
+    <w:abstractNumId w:val="13"/>
   </w:num>
   <w:num w:numId="23">
-    <w:abstractNumId w:val="10"/>
+    <w:abstractNumId w:val="17"/>
   </w:num>
   <w:num w:numId="24">
     <w:abstractNumId w:val="1"/>
@@ -11582,10 +14124,55 @@
     <w:abstractNumId w:val="0"/>
   </w:num>
   <w:num w:numId="26">
+    <w:abstractNumId w:val="38"/>
+  </w:num>
+  <w:num w:numId="27">
+    <w:abstractNumId w:val="12"/>
+  </w:num>
+  <w:num w:numId="28">
+    <w:abstractNumId w:val="16"/>
+  </w:num>
+  <w:num w:numId="29">
+    <w:abstractNumId w:val="14"/>
+  </w:num>
+  <w:num w:numId="30">
+    <w:abstractNumId w:val="15"/>
+  </w:num>
+  <w:num w:numId="31">
+    <w:abstractNumId w:val="33"/>
+  </w:num>
+  <w:num w:numId="32">
+    <w:abstractNumId w:val="10"/>
+  </w:num>
+  <w:num w:numId="33">
+    <w:abstractNumId w:val="21"/>
+  </w:num>
+  <w:num w:numId="34">
+    <w:abstractNumId w:val="25"/>
+  </w:num>
+  <w:num w:numId="35">
+    <w:abstractNumId w:val="9"/>
+  </w:num>
+  <w:num w:numId="36">
+    <w:abstractNumId w:val="11"/>
+  </w:num>
+  <w:num w:numId="37">
+    <w:abstractNumId w:val="36"/>
+  </w:num>
+  <w:num w:numId="38">
+    <w:abstractNumId w:val="19"/>
+  </w:num>
+  <w:num w:numId="39">
+    <w:abstractNumId w:val="24"/>
+  </w:num>
+  <w:num w:numId="40">
     <w:abstractNumId w:val="23"/>
   </w:num>
-  <w:num w:numId="27">
-    <w:abstractNumId w:val="8"/>
+  <w:num w:numId="41">
+    <w:abstractNumId w:val="4"/>
+  </w:num>
+  <w:num w:numId="42">
+    <w:abstractNumId w:val="27"/>
   </w:num>
   <w:numIdMacAtCleanup w:val="11"/>
 </w:numbering>
